--- a/Моделювання систем/лаб9-10/Horetskyi_lab9_10.docx
+++ b/Моделювання систем/лаб9-10/Horetskyi_lab9_10.docx
@@ -327,8 +327,659 @@
     </w:p>
     <w:p>
       <w:pPr>
-        <w:rPr>
-          <w:lang w:val="ru-RU"/>
+        <w:spacing w:line="240" w:lineRule="auto"/>
+        <w:rPr>
+          <w:rFonts w:ascii="Consolas" w:eastAsia="Times New Roman" w:hAnsi="Consolas" w:cs="Times New Roman"/>
+          <w:sz w:val="20"/>
+          <w:szCs w:val="20"/>
+          <w:lang w:val="uk-UA"/>
+        </w:rPr>
+      </w:pPr>
+      <w:proofErr w:type="spellStart"/>
+      <w:r>
+        <w:rPr>
+          <w:rFonts w:ascii="Consolas" w:eastAsia="Times New Roman" w:hAnsi="Consolas" w:cs="Times New Roman"/>
+          <w:sz w:val="20"/>
+          <w:szCs w:val="20"/>
+          <w:lang w:val="uk-UA"/>
+        </w:rPr>
+        <w:t>figure</w:t>
+      </w:r>
+      <w:proofErr w:type="spellEnd"/>
+      <w:r>
+        <w:rPr>
+          <w:rFonts w:ascii="Consolas" w:eastAsia="Times New Roman" w:hAnsi="Consolas" w:cs="Times New Roman"/>
+          <w:sz w:val="20"/>
+          <w:szCs w:val="20"/>
+          <w:lang w:val="uk-UA"/>
+        </w:rPr>
+        <w:t>;</w:t>
+      </w:r>
+    </w:p>
+    <w:p>
+      <w:pPr>
+        <w:spacing w:line="240" w:lineRule="auto"/>
+        <w:rPr>
+          <w:rFonts w:ascii="Consolas" w:eastAsia="Times New Roman" w:hAnsi="Consolas" w:cs="Times New Roman"/>
+          <w:sz w:val="20"/>
+          <w:szCs w:val="20"/>
+          <w:lang w:val="uk-UA"/>
+        </w:rPr>
+      </w:pPr>
+      <w:proofErr w:type="spellStart"/>
+      <w:r>
+        <w:rPr>
+          <w:rFonts w:ascii="Consolas" w:eastAsia="Times New Roman" w:hAnsi="Consolas" w:cs="Times New Roman"/>
+          <w:sz w:val="20"/>
+          <w:szCs w:val="20"/>
+          <w:lang w:val="uk-UA"/>
+        </w:rPr>
+        <w:t>fimplicit</w:t>
+      </w:r>
+      <w:proofErr w:type="spellEnd"/>
+      <w:r>
+        <w:rPr>
+          <w:rFonts w:ascii="Consolas" w:eastAsia="Times New Roman" w:hAnsi="Consolas" w:cs="Times New Roman"/>
+          <w:sz w:val="20"/>
+          <w:szCs w:val="20"/>
+          <w:lang w:val="uk-UA"/>
+        </w:rPr>
+        <w:t xml:space="preserve">(@(x1,x2) 2*x1 + 5*x2 - 10, [0 10 0 10], </w:t>
+      </w:r>
+      <w:r>
+        <w:rPr>
+          <w:rFonts w:ascii="Consolas" w:eastAsia="Times New Roman" w:hAnsi="Consolas" w:cs="Times New Roman"/>
+          <w:color w:val="A709F5"/>
+          <w:sz w:val="20"/>
+          <w:szCs w:val="20"/>
+          <w:lang w:val="uk-UA"/>
+        </w:rPr>
+        <w:t>'r'</w:t>
+      </w:r>
+      <w:r>
+        <w:rPr>
+          <w:rFonts w:ascii="Consolas" w:eastAsia="Times New Roman" w:hAnsi="Consolas" w:cs="Times New Roman"/>
+          <w:sz w:val="20"/>
+          <w:szCs w:val="20"/>
+          <w:lang w:val="uk-UA"/>
+        </w:rPr>
+        <w:t xml:space="preserve">); </w:t>
+      </w:r>
+      <w:proofErr w:type="spellStart"/>
+      <w:r>
+        <w:rPr>
+          <w:rFonts w:ascii="Consolas" w:eastAsia="Times New Roman" w:hAnsi="Consolas" w:cs="Times New Roman"/>
+          <w:sz w:val="20"/>
+          <w:szCs w:val="20"/>
+          <w:lang w:val="uk-UA"/>
+        </w:rPr>
+        <w:t>hold</w:t>
+      </w:r>
+      <w:proofErr w:type="spellEnd"/>
+      <w:r>
+        <w:rPr>
+          <w:rFonts w:ascii="Consolas" w:eastAsia="Times New Roman" w:hAnsi="Consolas" w:cs="Times New Roman"/>
+          <w:sz w:val="20"/>
+          <w:szCs w:val="20"/>
+          <w:lang w:val="uk-UA"/>
+        </w:rPr>
+        <w:t xml:space="preserve"> </w:t>
+      </w:r>
+      <w:proofErr w:type="spellStart"/>
+      <w:r>
+        <w:rPr>
+          <w:rFonts w:ascii="Consolas" w:eastAsia="Times New Roman" w:hAnsi="Consolas" w:cs="Times New Roman"/>
+          <w:color w:val="A709F5"/>
+          <w:sz w:val="20"/>
+          <w:szCs w:val="20"/>
+          <w:lang w:val="uk-UA"/>
+        </w:rPr>
+        <w:t>on</w:t>
+      </w:r>
+      <w:proofErr w:type="spellEnd"/>
+      <w:r>
+        <w:rPr>
+          <w:rFonts w:ascii="Consolas" w:eastAsia="Times New Roman" w:hAnsi="Consolas" w:cs="Times New Roman"/>
+          <w:sz w:val="20"/>
+          <w:szCs w:val="20"/>
+          <w:lang w:val="uk-UA"/>
+        </w:rPr>
+        <w:t>;</w:t>
+      </w:r>
+    </w:p>
+    <w:p>
+      <w:pPr>
+        <w:spacing w:line="240" w:lineRule="auto"/>
+        <w:rPr>
+          <w:rFonts w:ascii="Consolas" w:eastAsia="Times New Roman" w:hAnsi="Consolas" w:cs="Times New Roman"/>
+          <w:sz w:val="20"/>
+          <w:szCs w:val="20"/>
+          <w:lang w:val="uk-UA"/>
+        </w:rPr>
+      </w:pPr>
+      <w:proofErr w:type="spellStart"/>
+      <w:r>
+        <w:rPr>
+          <w:rFonts w:ascii="Consolas" w:eastAsia="Times New Roman" w:hAnsi="Consolas" w:cs="Times New Roman"/>
+          <w:sz w:val="20"/>
+          <w:szCs w:val="20"/>
+          <w:lang w:val="uk-UA"/>
+        </w:rPr>
+        <w:t>fimplicit</w:t>
+      </w:r>
+      <w:proofErr w:type="spellEnd"/>
+      <w:r>
+        <w:rPr>
+          <w:rFonts w:ascii="Consolas" w:eastAsia="Times New Roman" w:hAnsi="Consolas" w:cs="Times New Roman"/>
+          <w:sz w:val="20"/>
+          <w:szCs w:val="20"/>
+          <w:lang w:val="uk-UA"/>
+        </w:rPr>
+        <w:t xml:space="preserve">(@(x1,x2) 5*x1 + 2*x2 - 10, [0 10 0 10], </w:t>
+      </w:r>
+      <w:r>
+        <w:rPr>
+          <w:rFonts w:ascii="Consolas" w:eastAsia="Times New Roman" w:hAnsi="Consolas" w:cs="Times New Roman"/>
+          <w:color w:val="A709F5"/>
+          <w:sz w:val="20"/>
+          <w:szCs w:val="20"/>
+          <w:lang w:val="uk-UA"/>
+        </w:rPr>
+        <w:t>'b'</w:t>
+      </w:r>
+      <w:r>
+        <w:rPr>
+          <w:rFonts w:ascii="Consolas" w:eastAsia="Times New Roman" w:hAnsi="Consolas" w:cs="Times New Roman"/>
+          <w:sz w:val="20"/>
+          <w:szCs w:val="20"/>
+          <w:lang w:val="uk-UA"/>
+        </w:rPr>
+        <w:t>);</w:t>
+      </w:r>
+    </w:p>
+    <w:p>
+      <w:pPr>
+        <w:spacing w:line="240" w:lineRule="auto"/>
+        <w:rPr>
+          <w:rFonts w:ascii="Consolas" w:eastAsia="Times New Roman" w:hAnsi="Consolas" w:cs="Times New Roman"/>
+          <w:sz w:val="20"/>
+          <w:szCs w:val="20"/>
+          <w:lang w:val="uk-UA"/>
+        </w:rPr>
+      </w:pPr>
+      <w:proofErr w:type="spellStart"/>
+      <w:r>
+        <w:rPr>
+          <w:rFonts w:ascii="Consolas" w:eastAsia="Times New Roman" w:hAnsi="Consolas" w:cs="Times New Roman"/>
+          <w:sz w:val="20"/>
+          <w:szCs w:val="20"/>
+          <w:lang w:val="uk-UA"/>
+        </w:rPr>
+        <w:t>line</w:t>
+      </w:r>
+      <w:proofErr w:type="spellEnd"/>
+      <w:r>
+        <w:rPr>
+          <w:rFonts w:ascii="Consolas" w:eastAsia="Times New Roman" w:hAnsi="Consolas" w:cs="Times New Roman"/>
+          <w:sz w:val="20"/>
+          <w:szCs w:val="20"/>
+          <w:lang w:val="uk-UA"/>
+        </w:rPr>
+        <w:t>([6 6],[0 10],</w:t>
+      </w:r>
+      <w:r>
+        <w:rPr>
+          <w:rFonts w:ascii="Consolas" w:eastAsia="Times New Roman" w:hAnsi="Consolas" w:cs="Times New Roman"/>
+          <w:color w:val="A709F5"/>
+          <w:sz w:val="20"/>
+          <w:szCs w:val="20"/>
+          <w:lang w:val="uk-UA"/>
+        </w:rPr>
+        <w:t>'</w:t>
+      </w:r>
+      <w:proofErr w:type="spellStart"/>
+      <w:r>
+        <w:rPr>
+          <w:rFonts w:ascii="Consolas" w:eastAsia="Times New Roman" w:hAnsi="Consolas" w:cs="Times New Roman"/>
+          <w:color w:val="A709F5"/>
+          <w:sz w:val="20"/>
+          <w:szCs w:val="20"/>
+          <w:lang w:val="uk-UA"/>
+        </w:rPr>
+        <w:t>Color</w:t>
+      </w:r>
+      <w:proofErr w:type="spellEnd"/>
+      <w:r>
+        <w:rPr>
+          <w:rFonts w:ascii="Consolas" w:eastAsia="Times New Roman" w:hAnsi="Consolas" w:cs="Times New Roman"/>
+          <w:color w:val="A709F5"/>
+          <w:sz w:val="20"/>
+          <w:szCs w:val="20"/>
+          <w:lang w:val="uk-UA"/>
+        </w:rPr>
+        <w:t>'</w:t>
+      </w:r>
+      <w:r>
+        <w:rPr>
+          <w:rFonts w:ascii="Consolas" w:eastAsia="Times New Roman" w:hAnsi="Consolas" w:cs="Times New Roman"/>
+          <w:sz w:val="20"/>
+          <w:szCs w:val="20"/>
+          <w:lang w:val="uk-UA"/>
+        </w:rPr>
+        <w:t>,</w:t>
+      </w:r>
+      <w:r>
+        <w:rPr>
+          <w:rFonts w:ascii="Consolas" w:eastAsia="Times New Roman" w:hAnsi="Consolas" w:cs="Times New Roman"/>
+          <w:color w:val="A709F5"/>
+          <w:sz w:val="20"/>
+          <w:szCs w:val="20"/>
+          <w:lang w:val="uk-UA"/>
+        </w:rPr>
+        <w:t>'g'</w:t>
+      </w:r>
+      <w:r>
+        <w:rPr>
+          <w:rFonts w:ascii="Consolas" w:eastAsia="Times New Roman" w:hAnsi="Consolas" w:cs="Times New Roman"/>
+          <w:sz w:val="20"/>
+          <w:szCs w:val="20"/>
+          <w:lang w:val="uk-UA"/>
+        </w:rPr>
+        <w:t>);</w:t>
+      </w:r>
+    </w:p>
+    <w:p>
+      <w:pPr>
+        <w:spacing w:line="240" w:lineRule="auto"/>
+        <w:rPr>
+          <w:rFonts w:ascii="Consolas" w:eastAsia="Times New Roman" w:hAnsi="Consolas" w:cs="Times New Roman"/>
+          <w:sz w:val="20"/>
+          <w:szCs w:val="20"/>
+          <w:lang w:val="uk-UA"/>
+        </w:rPr>
+      </w:pPr>
+      <w:proofErr w:type="spellStart"/>
+      <w:r>
+        <w:rPr>
+          <w:rFonts w:ascii="Consolas" w:eastAsia="Times New Roman" w:hAnsi="Consolas" w:cs="Times New Roman"/>
+          <w:sz w:val="20"/>
+          <w:szCs w:val="20"/>
+          <w:lang w:val="uk-UA"/>
+        </w:rPr>
+        <w:t>line</w:t>
+      </w:r>
+      <w:proofErr w:type="spellEnd"/>
+      <w:r>
+        <w:rPr>
+          <w:rFonts w:ascii="Consolas" w:eastAsia="Times New Roman" w:hAnsi="Consolas" w:cs="Times New Roman"/>
+          <w:sz w:val="20"/>
+          <w:szCs w:val="20"/>
+          <w:lang w:val="uk-UA"/>
+        </w:rPr>
+        <w:t>([0 10],[5 5],</w:t>
+      </w:r>
+      <w:r>
+        <w:rPr>
+          <w:rFonts w:ascii="Consolas" w:eastAsia="Times New Roman" w:hAnsi="Consolas" w:cs="Times New Roman"/>
+          <w:color w:val="A709F5"/>
+          <w:sz w:val="20"/>
+          <w:szCs w:val="20"/>
+          <w:lang w:val="uk-UA"/>
+        </w:rPr>
+        <w:t>'</w:t>
+      </w:r>
+      <w:proofErr w:type="spellStart"/>
+      <w:r>
+        <w:rPr>
+          <w:rFonts w:ascii="Consolas" w:eastAsia="Times New Roman" w:hAnsi="Consolas" w:cs="Times New Roman"/>
+          <w:color w:val="A709F5"/>
+          <w:sz w:val="20"/>
+          <w:szCs w:val="20"/>
+          <w:lang w:val="uk-UA"/>
+        </w:rPr>
+        <w:t>Color</w:t>
+      </w:r>
+      <w:proofErr w:type="spellEnd"/>
+      <w:r>
+        <w:rPr>
+          <w:rFonts w:ascii="Consolas" w:eastAsia="Times New Roman" w:hAnsi="Consolas" w:cs="Times New Roman"/>
+          <w:color w:val="A709F5"/>
+          <w:sz w:val="20"/>
+          <w:szCs w:val="20"/>
+          <w:lang w:val="uk-UA"/>
+        </w:rPr>
+        <w:t>'</w:t>
+      </w:r>
+      <w:r>
+        <w:rPr>
+          <w:rFonts w:ascii="Consolas" w:eastAsia="Times New Roman" w:hAnsi="Consolas" w:cs="Times New Roman"/>
+          <w:sz w:val="20"/>
+          <w:szCs w:val="20"/>
+          <w:lang w:val="uk-UA"/>
+        </w:rPr>
+        <w:t>,</w:t>
+      </w:r>
+      <w:r>
+        <w:rPr>
+          <w:rFonts w:ascii="Consolas" w:eastAsia="Times New Roman" w:hAnsi="Consolas" w:cs="Times New Roman"/>
+          <w:color w:val="A709F5"/>
+          <w:sz w:val="20"/>
+          <w:szCs w:val="20"/>
+          <w:lang w:val="uk-UA"/>
+        </w:rPr>
+        <w:t>'g'</w:t>
+      </w:r>
+      <w:r>
+        <w:rPr>
+          <w:rFonts w:ascii="Consolas" w:eastAsia="Times New Roman" w:hAnsi="Consolas" w:cs="Times New Roman"/>
+          <w:sz w:val="20"/>
+          <w:szCs w:val="20"/>
+          <w:lang w:val="uk-UA"/>
+        </w:rPr>
+        <w:t>);</w:t>
+      </w:r>
+    </w:p>
+    <w:p>
+      <w:pPr>
+        <w:spacing w:line="240" w:lineRule="auto"/>
+        <w:rPr>
+          <w:rFonts w:ascii="Consolas" w:eastAsia="Times New Roman" w:hAnsi="Consolas" w:cs="Times New Roman"/>
+          <w:sz w:val="20"/>
+          <w:szCs w:val="20"/>
+          <w:lang w:val="uk-UA"/>
+        </w:rPr>
+      </w:pPr>
+      <w:proofErr w:type="spellStart"/>
+      <w:r>
+        <w:rPr>
+          <w:rFonts w:ascii="Consolas" w:eastAsia="Times New Roman" w:hAnsi="Consolas" w:cs="Times New Roman"/>
+          <w:sz w:val="20"/>
+          <w:szCs w:val="20"/>
+          <w:lang w:val="uk-UA"/>
+        </w:rPr>
+        <w:t>xlim</w:t>
+      </w:r>
+      <w:proofErr w:type="spellEnd"/>
+      <w:r>
+        <w:rPr>
+          <w:rFonts w:ascii="Consolas" w:eastAsia="Times New Roman" w:hAnsi="Consolas" w:cs="Times New Roman"/>
+          <w:sz w:val="20"/>
+          <w:szCs w:val="20"/>
+          <w:lang w:val="uk-UA"/>
+        </w:rPr>
+        <w:t xml:space="preserve">([0 10]); </w:t>
+      </w:r>
+      <w:proofErr w:type="spellStart"/>
+      <w:r>
+        <w:rPr>
+          <w:rFonts w:ascii="Consolas" w:eastAsia="Times New Roman" w:hAnsi="Consolas" w:cs="Times New Roman"/>
+          <w:sz w:val="20"/>
+          <w:szCs w:val="20"/>
+          <w:lang w:val="uk-UA"/>
+        </w:rPr>
+        <w:t>ylim</w:t>
+      </w:r>
+      <w:proofErr w:type="spellEnd"/>
+      <w:r>
+        <w:rPr>
+          <w:rFonts w:ascii="Consolas" w:eastAsia="Times New Roman" w:hAnsi="Consolas" w:cs="Times New Roman"/>
+          <w:sz w:val="20"/>
+          <w:szCs w:val="20"/>
+          <w:lang w:val="uk-UA"/>
+        </w:rPr>
+        <w:t>([0 10]);</w:t>
+      </w:r>
+    </w:p>
+    <w:p>
+      <w:pPr>
+        <w:spacing w:line="240" w:lineRule="auto"/>
+        <w:rPr>
+          <w:rFonts w:ascii="Consolas" w:eastAsia="Times New Roman" w:hAnsi="Consolas" w:cs="Times New Roman"/>
+          <w:sz w:val="20"/>
+          <w:szCs w:val="20"/>
+          <w:lang w:val="uk-UA"/>
+        </w:rPr>
+      </w:pPr>
+      <w:proofErr w:type="spellStart"/>
+      <w:r>
+        <w:rPr>
+          <w:rFonts w:ascii="Consolas" w:eastAsia="Times New Roman" w:hAnsi="Consolas" w:cs="Times New Roman"/>
+          <w:sz w:val="20"/>
+          <w:szCs w:val="20"/>
+          <w:lang w:val="uk-UA"/>
+        </w:rPr>
+        <w:t>xlabel</w:t>
+      </w:r>
+      <w:proofErr w:type="spellEnd"/>
+      <w:r>
+        <w:rPr>
+          <w:rFonts w:ascii="Consolas" w:eastAsia="Times New Roman" w:hAnsi="Consolas" w:cs="Times New Roman"/>
+          <w:sz w:val="20"/>
+          <w:szCs w:val="20"/>
+          <w:lang w:val="uk-UA"/>
+        </w:rPr>
+        <w:t>(</w:t>
+      </w:r>
+      <w:r>
+        <w:rPr>
+          <w:rFonts w:ascii="Consolas" w:eastAsia="Times New Roman" w:hAnsi="Consolas" w:cs="Times New Roman"/>
+          <w:color w:val="A709F5"/>
+          <w:sz w:val="20"/>
+          <w:szCs w:val="20"/>
+          <w:lang w:val="uk-UA"/>
+        </w:rPr>
+        <w:t>'x1'</w:t>
+      </w:r>
+      <w:r>
+        <w:rPr>
+          <w:rFonts w:ascii="Consolas" w:eastAsia="Times New Roman" w:hAnsi="Consolas" w:cs="Times New Roman"/>
+          <w:sz w:val="20"/>
+          <w:szCs w:val="20"/>
+          <w:lang w:val="uk-UA"/>
+        </w:rPr>
+        <w:t xml:space="preserve">); </w:t>
+      </w:r>
+      <w:proofErr w:type="spellStart"/>
+      <w:r>
+        <w:rPr>
+          <w:rFonts w:ascii="Consolas" w:eastAsia="Times New Roman" w:hAnsi="Consolas" w:cs="Times New Roman"/>
+          <w:sz w:val="20"/>
+          <w:szCs w:val="20"/>
+          <w:lang w:val="uk-UA"/>
+        </w:rPr>
+        <w:t>ylabel</w:t>
+      </w:r>
+      <w:proofErr w:type="spellEnd"/>
+      <w:r>
+        <w:rPr>
+          <w:rFonts w:ascii="Consolas" w:eastAsia="Times New Roman" w:hAnsi="Consolas" w:cs="Times New Roman"/>
+          <w:sz w:val="20"/>
+          <w:szCs w:val="20"/>
+          <w:lang w:val="uk-UA"/>
+        </w:rPr>
+        <w:t>(</w:t>
+      </w:r>
+      <w:r>
+        <w:rPr>
+          <w:rFonts w:ascii="Consolas" w:eastAsia="Times New Roman" w:hAnsi="Consolas" w:cs="Times New Roman"/>
+          <w:color w:val="A709F5"/>
+          <w:sz w:val="20"/>
+          <w:szCs w:val="20"/>
+          <w:lang w:val="uk-UA"/>
+        </w:rPr>
+        <w:t>'x2'</w:t>
+      </w:r>
+      <w:r>
+        <w:rPr>
+          <w:rFonts w:ascii="Consolas" w:eastAsia="Times New Roman" w:hAnsi="Consolas" w:cs="Times New Roman"/>
+          <w:sz w:val="20"/>
+          <w:szCs w:val="20"/>
+          <w:lang w:val="uk-UA"/>
+        </w:rPr>
+        <w:t>);</w:t>
+      </w:r>
+    </w:p>
+    <w:p>
+      <w:pPr>
+        <w:spacing w:line="240" w:lineRule="auto"/>
+        <w:rPr>
+          <w:rFonts w:ascii="Consolas" w:eastAsia="Times New Roman" w:hAnsi="Consolas" w:cs="Times New Roman"/>
+          <w:sz w:val="20"/>
+          <w:szCs w:val="20"/>
+          <w:lang w:val="uk-UA"/>
+        </w:rPr>
+      </w:pPr>
+      <w:proofErr w:type="spellStart"/>
+      <w:r>
+        <w:rPr>
+          <w:rFonts w:ascii="Consolas" w:eastAsia="Times New Roman" w:hAnsi="Consolas" w:cs="Times New Roman"/>
+          <w:sz w:val="20"/>
+          <w:szCs w:val="20"/>
+          <w:lang w:val="uk-UA"/>
+        </w:rPr>
+        <w:t>title</w:t>
+      </w:r>
+      <w:proofErr w:type="spellEnd"/>
+      <w:r>
+        <w:rPr>
+          <w:rFonts w:ascii="Consolas" w:eastAsia="Times New Roman" w:hAnsi="Consolas" w:cs="Times New Roman"/>
+          <w:sz w:val="20"/>
+          <w:szCs w:val="20"/>
+          <w:lang w:val="uk-UA"/>
+        </w:rPr>
+        <w:t>(</w:t>
+      </w:r>
+      <w:r>
+        <w:rPr>
+          <w:rFonts w:ascii="Consolas" w:eastAsia="Times New Roman" w:hAnsi="Consolas" w:cs="Times New Roman"/>
+          <w:color w:val="A709F5"/>
+          <w:sz w:val="20"/>
+          <w:szCs w:val="20"/>
+          <w:lang w:val="uk-UA"/>
+        </w:rPr>
+        <w:t>'Графічне розв’язання задачі 1'</w:t>
+      </w:r>
+      <w:r>
+        <w:rPr>
+          <w:rFonts w:ascii="Consolas" w:eastAsia="Times New Roman" w:hAnsi="Consolas" w:cs="Times New Roman"/>
+          <w:sz w:val="20"/>
+          <w:szCs w:val="20"/>
+          <w:lang w:val="uk-UA"/>
+        </w:rPr>
+        <w:t>);</w:t>
+      </w:r>
+    </w:p>
+    <w:p>
+      <w:pPr>
+        <w:spacing w:line="240" w:lineRule="auto"/>
+        <w:rPr>
+          <w:rFonts w:ascii="Consolas" w:eastAsia="Times New Roman" w:hAnsi="Consolas" w:cs="Times New Roman"/>
+          <w:sz w:val="20"/>
+          <w:szCs w:val="20"/>
+          <w:lang w:val="uk-UA"/>
+        </w:rPr>
+      </w:pPr>
+      <w:proofErr w:type="spellStart"/>
+      <w:r>
+        <w:rPr>
+          <w:rFonts w:ascii="Consolas" w:eastAsia="Times New Roman" w:hAnsi="Consolas" w:cs="Times New Roman"/>
+          <w:sz w:val="20"/>
+          <w:szCs w:val="20"/>
+          <w:lang w:val="uk-UA"/>
+        </w:rPr>
+        <w:t>legend</w:t>
+      </w:r>
+      <w:proofErr w:type="spellEnd"/>
+      <w:r>
+        <w:rPr>
+          <w:rFonts w:ascii="Consolas" w:eastAsia="Times New Roman" w:hAnsi="Consolas" w:cs="Times New Roman"/>
+          <w:sz w:val="20"/>
+          <w:szCs w:val="20"/>
+          <w:lang w:val="uk-UA"/>
+        </w:rPr>
+        <w:t>(</w:t>
+      </w:r>
+      <w:r>
+        <w:rPr>
+          <w:rFonts w:ascii="Consolas" w:eastAsia="Times New Roman" w:hAnsi="Consolas" w:cs="Times New Roman"/>
+          <w:color w:val="A709F5"/>
+          <w:sz w:val="20"/>
+          <w:szCs w:val="20"/>
+          <w:lang w:val="uk-UA"/>
+        </w:rPr>
+        <w:t>'2x1+5x2=10'</w:t>
+      </w:r>
+      <w:r>
+        <w:rPr>
+          <w:rFonts w:ascii="Consolas" w:eastAsia="Times New Roman" w:hAnsi="Consolas" w:cs="Times New Roman"/>
+          <w:sz w:val="20"/>
+          <w:szCs w:val="20"/>
+          <w:lang w:val="uk-UA"/>
+        </w:rPr>
+        <w:t>,</w:t>
+      </w:r>
+      <w:r>
+        <w:rPr>
+          <w:rFonts w:ascii="Consolas" w:eastAsia="Times New Roman" w:hAnsi="Consolas" w:cs="Times New Roman"/>
+          <w:color w:val="A709F5"/>
+          <w:sz w:val="20"/>
+          <w:szCs w:val="20"/>
+          <w:lang w:val="uk-UA"/>
+        </w:rPr>
+        <w:t>'5x1+2x2=10'</w:t>
+      </w:r>
+      <w:r>
+        <w:rPr>
+          <w:rFonts w:ascii="Consolas" w:eastAsia="Times New Roman" w:hAnsi="Consolas" w:cs="Times New Roman"/>
+          <w:sz w:val="20"/>
+          <w:szCs w:val="20"/>
+          <w:lang w:val="uk-UA"/>
+        </w:rPr>
+        <w:t>,</w:t>
+      </w:r>
+      <w:r>
+        <w:rPr>
+          <w:rFonts w:ascii="Consolas" w:eastAsia="Times New Roman" w:hAnsi="Consolas" w:cs="Times New Roman"/>
+          <w:color w:val="A709F5"/>
+          <w:sz w:val="20"/>
+          <w:szCs w:val="20"/>
+          <w:lang w:val="uk-UA"/>
+        </w:rPr>
+        <w:t>'x1=6'</w:t>
+      </w:r>
+      <w:r>
+        <w:rPr>
+          <w:rFonts w:ascii="Consolas" w:eastAsia="Times New Roman" w:hAnsi="Consolas" w:cs="Times New Roman"/>
+          <w:sz w:val="20"/>
+          <w:szCs w:val="20"/>
+          <w:lang w:val="uk-UA"/>
+        </w:rPr>
+        <w:t>,</w:t>
+      </w:r>
+      <w:r>
+        <w:rPr>
+          <w:rFonts w:ascii="Consolas" w:eastAsia="Times New Roman" w:hAnsi="Consolas" w:cs="Times New Roman"/>
+          <w:color w:val="A709F5"/>
+          <w:sz w:val="20"/>
+          <w:szCs w:val="20"/>
+          <w:lang w:val="uk-UA"/>
+        </w:rPr>
+        <w:t>'x2=5'</w:t>
+      </w:r>
+      <w:r>
+        <w:rPr>
+          <w:rFonts w:ascii="Consolas" w:eastAsia="Times New Roman" w:hAnsi="Consolas" w:cs="Times New Roman"/>
+          <w:sz w:val="20"/>
+          <w:szCs w:val="20"/>
+          <w:lang w:val="uk-UA"/>
+        </w:rPr>
+        <w:t>);</w:t>
+      </w:r>
+    </w:p>
+    <w:p>
+      <w:pPr>
+        <w:rPr>
+          <w:lang w:val="uk-UA"/>
         </w:rPr>
       </w:pPr>
     </w:p>
@@ -337,48 +988,25 @@
         <w:pStyle w:val="4"/>
       </w:pPr>
       <w:r>
+        <w:lastRenderedPageBreak/>
         <w:t>Результати виконання та їх аналіз</w:t>
       </w:r>
     </w:p>
-    <w:p/>
-    <w:p/>
-    <w:p>
-      <w:pPr>
-        <w:pStyle w:val="3"/>
-        <w:rPr>
-          <w:b/>
-          <w:bCs/>
-        </w:rPr>
-      </w:pPr>
-      <w:r>
-        <w:rPr>
-          <w:b/>
-          <w:bCs/>
-        </w:rPr>
-        <w:lastRenderedPageBreak/>
-        <w:t>Завдання 2.</w:t>
-      </w:r>
-    </w:p>
-    <w:p>
-      <w:pPr>
-        <w:pStyle w:val="4"/>
-      </w:pPr>
-      <w:bookmarkStart w:id="8" w:name="_vqe406215xlz" w:colFirst="0" w:colLast="0"/>
-      <w:bookmarkEnd w:id="8"/>
-      <w:r>
-        <w:t>Умова завдання</w:t>
-      </w:r>
-    </w:p>
-    <w:p>
+    <w:p>
+      <w:pPr>
+        <w:rPr>
+          <w:lang w:val="en-US"/>
+        </w:rPr>
+      </w:pPr>
       <w:r>
         <w:rPr>
           <w:noProof/>
         </w:rPr>
         <w:drawing>
-          <wp:inline distT="0" distB="0" distL="0" distR="0" wp14:anchorId="5AD75243" wp14:editId="5766FA4C">
-            <wp:extent cx="5733415" cy="2980690"/>
-            <wp:effectExtent l="0" t="0" r="635" b="0"/>
-            <wp:docPr id="5" name="Рисунок 5"/>
+          <wp:inline distT="0" distB="0" distL="0" distR="0" wp14:anchorId="5D4F7E1E" wp14:editId="7DAE25DC">
+            <wp:extent cx="5218252" cy="4120737"/>
+            <wp:effectExtent l="0" t="0" r="1905" b="0"/>
+            <wp:docPr id="2" name="Рисунок 2"/>
             <wp:cNvGraphicFramePr>
               <a:graphicFrameLocks xmlns:a="http://schemas.openxmlformats.org/drawingml/2006/main" noChangeAspect="1"/>
             </wp:cNvGraphicFramePr>
@@ -398,7 +1026,7 @@
                   <pic:spPr>
                     <a:xfrm>
                       <a:off x="0" y="0"/>
-                      <a:ext cx="5733415" cy="2980690"/>
+                      <a:ext cx="5221022" cy="4122925"/>
                     </a:xfrm>
                     <a:prstGeom prst="rect">
                       <a:avLst/>
@@ -411,26 +1039,6 @@
         </w:drawing>
       </w:r>
     </w:p>
-    <w:p>
-      <w:pPr>
-        <w:pStyle w:val="4"/>
-      </w:pPr>
-      <w:r>
-        <w:t>Програмна реалізація</w:t>
-      </w:r>
-    </w:p>
-    <w:p/>
-    <w:p>
-      <w:pPr>
-        <w:pStyle w:val="4"/>
-      </w:pPr>
-      <w:bookmarkStart w:id="9" w:name="_uoi7493p9xjj" w:colFirst="0" w:colLast="0"/>
-      <w:bookmarkEnd w:id="9"/>
-      <w:r>
-        <w:t>Результати виконання та їх аналіз</w:t>
-      </w:r>
-    </w:p>
-    <w:p/>
     <w:p/>
     <w:p>
       <w:pPr>
@@ -445,15 +1053,15 @@
           <w:b/>
           <w:bCs/>
         </w:rPr>
-        <w:t>Завдання 3.</w:t>
+        <w:t>Завдання 2.</w:t>
       </w:r>
     </w:p>
     <w:p>
       <w:pPr>
         <w:pStyle w:val="4"/>
       </w:pPr>
-      <w:bookmarkStart w:id="10" w:name="_55c852ga13p3" w:colFirst="0" w:colLast="0"/>
-      <w:bookmarkEnd w:id="10"/>
+      <w:bookmarkStart w:id="8" w:name="_vqe406215xlz" w:colFirst="0" w:colLast="0"/>
+      <w:bookmarkEnd w:id="8"/>
       <w:r>
         <w:t>Умова завдання</w:t>
       </w:r>
@@ -464,10 +1072,10 @@
           <w:noProof/>
         </w:rPr>
         <w:drawing>
-          <wp:inline distT="0" distB="0" distL="0" distR="0" wp14:anchorId="357A4FDF" wp14:editId="17296072">
-            <wp:extent cx="5733415" cy="2439035"/>
+          <wp:inline distT="0" distB="0" distL="0" distR="0" wp14:anchorId="5AD75243" wp14:editId="5766FA4C">
+            <wp:extent cx="5733415" cy="2980690"/>
             <wp:effectExtent l="0" t="0" r="635" b="0"/>
-            <wp:docPr id="4" name="Рисунок 4"/>
+            <wp:docPr id="5" name="Рисунок 5"/>
             <wp:cNvGraphicFramePr>
               <a:graphicFrameLocks xmlns:a="http://schemas.openxmlformats.org/drawingml/2006/main" noChangeAspect="1"/>
             </wp:cNvGraphicFramePr>
@@ -487,7 +1095,7 @@
                   <pic:spPr>
                     <a:xfrm>
                       <a:off x="0" y="0"/>
-                      <a:ext cx="5733415" cy="2439035"/>
+                      <a:ext cx="5733415" cy="2980690"/>
                     </a:xfrm>
                     <a:prstGeom prst="rect">
                       <a:avLst/>
@@ -509,13 +1117,848 @@
         <w:t>Програмна реалізація</w:t>
       </w:r>
     </w:p>
+    <w:p>
+      <w:pPr>
+        <w:spacing w:line="240" w:lineRule="auto"/>
+        <w:rPr>
+          <w:rFonts w:ascii="Consolas" w:eastAsia="Times New Roman" w:hAnsi="Consolas" w:cs="Times New Roman"/>
+          <w:sz w:val="20"/>
+          <w:szCs w:val="20"/>
+          <w:lang w:val="uk-UA"/>
+        </w:rPr>
+      </w:pPr>
+      <w:r>
+        <w:rPr>
+          <w:rFonts w:ascii="Consolas" w:eastAsia="Times New Roman" w:hAnsi="Consolas" w:cs="Times New Roman"/>
+          <w:sz w:val="20"/>
+          <w:szCs w:val="20"/>
+          <w:lang w:val="uk-UA"/>
+        </w:rPr>
+        <w:t xml:space="preserve">f = [-8; 9; 0]; </w:t>
+      </w:r>
+    </w:p>
+    <w:p>
+      <w:pPr>
+        <w:spacing w:line="240" w:lineRule="auto"/>
+        <w:rPr>
+          <w:rFonts w:ascii="Consolas" w:eastAsia="Times New Roman" w:hAnsi="Consolas" w:cs="Times New Roman"/>
+          <w:sz w:val="20"/>
+          <w:szCs w:val="20"/>
+          <w:lang w:val="uk-UA"/>
+        </w:rPr>
+      </w:pPr>
+      <w:proofErr w:type="spellStart"/>
+      <w:r>
+        <w:rPr>
+          <w:rFonts w:ascii="Consolas" w:eastAsia="Times New Roman" w:hAnsi="Consolas" w:cs="Times New Roman"/>
+          <w:sz w:val="20"/>
+          <w:szCs w:val="20"/>
+          <w:lang w:val="uk-UA"/>
+        </w:rPr>
+        <w:t>intcon</w:t>
+      </w:r>
+      <w:proofErr w:type="spellEnd"/>
+      <w:r>
+        <w:rPr>
+          <w:rFonts w:ascii="Consolas" w:eastAsia="Times New Roman" w:hAnsi="Consolas" w:cs="Times New Roman"/>
+          <w:sz w:val="20"/>
+          <w:szCs w:val="20"/>
+          <w:lang w:val="uk-UA"/>
+        </w:rPr>
+        <w:t xml:space="preserve"> = [1 2 3]; </w:t>
+      </w:r>
+    </w:p>
+    <w:p>
+      <w:pPr>
+        <w:spacing w:line="240" w:lineRule="auto"/>
+        <w:rPr>
+          <w:rFonts w:ascii="Consolas" w:eastAsia="Times New Roman" w:hAnsi="Consolas" w:cs="Times New Roman"/>
+          <w:sz w:val="20"/>
+          <w:szCs w:val="20"/>
+          <w:lang w:val="uk-UA"/>
+        </w:rPr>
+      </w:pPr>
+    </w:p>
+    <w:p>
+      <w:pPr>
+        <w:spacing w:line="240" w:lineRule="auto"/>
+        <w:rPr>
+          <w:rFonts w:ascii="Consolas" w:eastAsia="Times New Roman" w:hAnsi="Consolas" w:cs="Times New Roman"/>
+          <w:sz w:val="20"/>
+          <w:szCs w:val="20"/>
+          <w:lang w:val="uk-UA"/>
+        </w:rPr>
+      </w:pPr>
+      <w:r>
+        <w:rPr>
+          <w:rFonts w:ascii="Consolas" w:eastAsia="Times New Roman" w:hAnsi="Consolas" w:cs="Times New Roman"/>
+          <w:sz w:val="20"/>
+          <w:szCs w:val="20"/>
+          <w:lang w:val="uk-UA"/>
+        </w:rPr>
+        <w:t>A = [-1 -1 0;</w:t>
+      </w:r>
+    </w:p>
+    <w:p>
+      <w:pPr>
+        <w:spacing w:line="240" w:lineRule="auto"/>
+        <w:rPr>
+          <w:rFonts w:ascii="Consolas" w:eastAsia="Times New Roman" w:hAnsi="Consolas" w:cs="Times New Roman"/>
+          <w:sz w:val="20"/>
+          <w:szCs w:val="20"/>
+          <w:lang w:val="uk-UA"/>
+        </w:rPr>
+      </w:pPr>
+      <w:r>
+        <w:rPr>
+          <w:rFonts w:ascii="Consolas" w:eastAsia="Times New Roman" w:hAnsi="Consolas" w:cs="Times New Roman"/>
+          <w:sz w:val="20"/>
+          <w:szCs w:val="20"/>
+          <w:lang w:val="uk-UA"/>
+        </w:rPr>
+        <w:t xml:space="preserve">      1  1 0;</w:t>
+      </w:r>
+    </w:p>
+    <w:p>
+      <w:pPr>
+        <w:spacing w:line="240" w:lineRule="auto"/>
+        <w:rPr>
+          <w:rFonts w:ascii="Consolas" w:eastAsia="Times New Roman" w:hAnsi="Consolas" w:cs="Times New Roman"/>
+          <w:sz w:val="20"/>
+          <w:szCs w:val="20"/>
+          <w:lang w:val="uk-UA"/>
+        </w:rPr>
+      </w:pPr>
+      <w:r>
+        <w:rPr>
+          <w:rFonts w:ascii="Consolas" w:eastAsia="Times New Roman" w:hAnsi="Consolas" w:cs="Times New Roman"/>
+          <w:sz w:val="20"/>
+          <w:szCs w:val="20"/>
+          <w:lang w:val="uk-UA"/>
+        </w:rPr>
+        <w:t xml:space="preserve">      2 -1 -1];</w:t>
+      </w:r>
+    </w:p>
+    <w:p>
+      <w:pPr>
+        <w:spacing w:line="240" w:lineRule="auto"/>
+        <w:rPr>
+          <w:rFonts w:ascii="Consolas" w:eastAsia="Times New Roman" w:hAnsi="Consolas" w:cs="Times New Roman"/>
+          <w:sz w:val="20"/>
+          <w:szCs w:val="20"/>
+          <w:lang w:val="uk-UA"/>
+        </w:rPr>
+      </w:pPr>
+      <w:r>
+        <w:rPr>
+          <w:rFonts w:ascii="Consolas" w:eastAsia="Times New Roman" w:hAnsi="Consolas" w:cs="Times New Roman"/>
+          <w:sz w:val="20"/>
+          <w:szCs w:val="20"/>
+          <w:lang w:val="uk-UA"/>
+        </w:rPr>
+        <w:t>b = [-3; 2; 1];</w:t>
+      </w:r>
+    </w:p>
+    <w:p>
+      <w:pPr>
+        <w:spacing w:line="240" w:lineRule="auto"/>
+        <w:rPr>
+          <w:rFonts w:ascii="Consolas" w:eastAsia="Times New Roman" w:hAnsi="Consolas" w:cs="Times New Roman"/>
+          <w:sz w:val="20"/>
+          <w:szCs w:val="20"/>
+          <w:lang w:val="uk-UA"/>
+        </w:rPr>
+      </w:pPr>
+    </w:p>
+    <w:p>
+      <w:pPr>
+        <w:spacing w:line="240" w:lineRule="auto"/>
+        <w:rPr>
+          <w:rFonts w:ascii="Consolas" w:eastAsia="Times New Roman" w:hAnsi="Consolas" w:cs="Times New Roman"/>
+          <w:sz w:val="20"/>
+          <w:szCs w:val="20"/>
+          <w:lang w:val="uk-UA"/>
+        </w:rPr>
+      </w:pPr>
+      <w:proofErr w:type="spellStart"/>
+      <w:r>
+        <w:rPr>
+          <w:rFonts w:ascii="Consolas" w:eastAsia="Times New Roman" w:hAnsi="Consolas" w:cs="Times New Roman"/>
+          <w:sz w:val="20"/>
+          <w:szCs w:val="20"/>
+          <w:lang w:val="uk-UA"/>
+        </w:rPr>
+        <w:t>lb</w:t>
+      </w:r>
+      <w:proofErr w:type="spellEnd"/>
+      <w:r>
+        <w:rPr>
+          <w:rFonts w:ascii="Consolas" w:eastAsia="Times New Roman" w:hAnsi="Consolas" w:cs="Times New Roman"/>
+          <w:sz w:val="20"/>
+          <w:szCs w:val="20"/>
+          <w:lang w:val="uk-UA"/>
+        </w:rPr>
+        <w:t xml:space="preserve"> = [0; 0; 0];</w:t>
+      </w:r>
+    </w:p>
+    <w:p>
+      <w:pPr>
+        <w:spacing w:line="240" w:lineRule="auto"/>
+        <w:rPr>
+          <w:rFonts w:ascii="Consolas" w:eastAsia="Times New Roman" w:hAnsi="Consolas" w:cs="Times New Roman"/>
+          <w:sz w:val="20"/>
+          <w:szCs w:val="20"/>
+          <w:lang w:val="uk-UA"/>
+        </w:rPr>
+      </w:pPr>
+    </w:p>
+    <w:p>
+      <w:pPr>
+        <w:spacing w:line="240" w:lineRule="auto"/>
+        <w:rPr>
+          <w:rFonts w:ascii="Consolas" w:eastAsia="Times New Roman" w:hAnsi="Consolas" w:cs="Times New Roman"/>
+          <w:sz w:val="20"/>
+          <w:szCs w:val="20"/>
+          <w:lang w:val="uk-UA"/>
+        </w:rPr>
+      </w:pPr>
+      <w:r>
+        <w:rPr>
+          <w:rFonts w:ascii="Consolas" w:eastAsia="Times New Roman" w:hAnsi="Consolas" w:cs="Times New Roman"/>
+          <w:color w:val="008013"/>
+          <w:sz w:val="20"/>
+          <w:szCs w:val="20"/>
+          <w:lang w:val="uk-UA"/>
+        </w:rPr>
+        <w:t xml:space="preserve">% </w:t>
+      </w:r>
+      <w:proofErr w:type="spellStart"/>
+      <w:r>
+        <w:rPr>
+          <w:rFonts w:ascii="Consolas" w:eastAsia="Times New Roman" w:hAnsi="Consolas" w:cs="Times New Roman"/>
+          <w:color w:val="008013"/>
+          <w:sz w:val="20"/>
+          <w:szCs w:val="20"/>
+          <w:lang w:val="uk-UA"/>
+        </w:rPr>
+        <w:t>Цілочисельне</w:t>
+      </w:r>
+      <w:proofErr w:type="spellEnd"/>
+      <w:r>
+        <w:rPr>
+          <w:rFonts w:ascii="Consolas" w:eastAsia="Times New Roman" w:hAnsi="Consolas" w:cs="Times New Roman"/>
+          <w:color w:val="008013"/>
+          <w:sz w:val="20"/>
+          <w:szCs w:val="20"/>
+          <w:lang w:val="uk-UA"/>
+        </w:rPr>
+        <w:t xml:space="preserve"> розв’язання</w:t>
+      </w:r>
+    </w:p>
+    <w:p>
+      <w:pPr>
+        <w:spacing w:line="240" w:lineRule="auto"/>
+        <w:rPr>
+          <w:rFonts w:ascii="Consolas" w:eastAsia="Times New Roman" w:hAnsi="Consolas" w:cs="Times New Roman"/>
+          <w:sz w:val="20"/>
+          <w:szCs w:val="20"/>
+          <w:lang w:val="uk-UA"/>
+        </w:rPr>
+      </w:pPr>
+      <w:proofErr w:type="spellStart"/>
+      <w:r>
+        <w:rPr>
+          <w:rFonts w:ascii="Consolas" w:eastAsia="Times New Roman" w:hAnsi="Consolas" w:cs="Times New Roman"/>
+          <w:sz w:val="20"/>
+          <w:szCs w:val="20"/>
+          <w:lang w:val="uk-UA"/>
+        </w:rPr>
+        <w:t>x_int</w:t>
+      </w:r>
+      <w:proofErr w:type="spellEnd"/>
+      <w:r>
+        <w:rPr>
+          <w:rFonts w:ascii="Consolas" w:eastAsia="Times New Roman" w:hAnsi="Consolas" w:cs="Times New Roman"/>
+          <w:sz w:val="20"/>
+          <w:szCs w:val="20"/>
+          <w:lang w:val="uk-UA"/>
+        </w:rPr>
+        <w:t xml:space="preserve"> = </w:t>
+      </w:r>
+      <w:proofErr w:type="spellStart"/>
+      <w:r>
+        <w:rPr>
+          <w:rFonts w:ascii="Consolas" w:eastAsia="Times New Roman" w:hAnsi="Consolas" w:cs="Times New Roman"/>
+          <w:sz w:val="20"/>
+          <w:szCs w:val="20"/>
+          <w:lang w:val="uk-UA"/>
+        </w:rPr>
+        <w:t>intlinprog</w:t>
+      </w:r>
+      <w:proofErr w:type="spellEnd"/>
+      <w:r>
+        <w:rPr>
+          <w:rFonts w:ascii="Consolas" w:eastAsia="Times New Roman" w:hAnsi="Consolas" w:cs="Times New Roman"/>
+          <w:sz w:val="20"/>
+          <w:szCs w:val="20"/>
+          <w:lang w:val="uk-UA"/>
+        </w:rPr>
+        <w:t xml:space="preserve">(f, </w:t>
+      </w:r>
+      <w:proofErr w:type="spellStart"/>
+      <w:r>
+        <w:rPr>
+          <w:rFonts w:ascii="Consolas" w:eastAsia="Times New Roman" w:hAnsi="Consolas" w:cs="Times New Roman"/>
+          <w:sz w:val="20"/>
+          <w:szCs w:val="20"/>
+          <w:lang w:val="uk-UA"/>
+        </w:rPr>
+        <w:t>intcon</w:t>
+      </w:r>
+      <w:proofErr w:type="spellEnd"/>
+      <w:r>
+        <w:rPr>
+          <w:rFonts w:ascii="Consolas" w:eastAsia="Times New Roman" w:hAnsi="Consolas" w:cs="Times New Roman"/>
+          <w:sz w:val="20"/>
+          <w:szCs w:val="20"/>
+          <w:lang w:val="uk-UA"/>
+        </w:rPr>
+        <w:t xml:space="preserve">, A, b, [], [], </w:t>
+      </w:r>
+      <w:proofErr w:type="spellStart"/>
+      <w:r>
+        <w:rPr>
+          <w:rFonts w:ascii="Consolas" w:eastAsia="Times New Roman" w:hAnsi="Consolas" w:cs="Times New Roman"/>
+          <w:sz w:val="20"/>
+          <w:szCs w:val="20"/>
+          <w:lang w:val="uk-UA"/>
+        </w:rPr>
+        <w:t>lb</w:t>
+      </w:r>
+      <w:proofErr w:type="spellEnd"/>
+      <w:r>
+        <w:rPr>
+          <w:rFonts w:ascii="Consolas" w:eastAsia="Times New Roman" w:hAnsi="Consolas" w:cs="Times New Roman"/>
+          <w:sz w:val="20"/>
+          <w:szCs w:val="20"/>
+          <w:lang w:val="uk-UA"/>
+        </w:rPr>
+        <w:t>, []);</w:t>
+      </w:r>
+    </w:p>
+    <w:p>
+      <w:pPr>
+        <w:spacing w:line="240" w:lineRule="auto"/>
+        <w:rPr>
+          <w:rFonts w:ascii="Consolas" w:eastAsia="Times New Roman" w:hAnsi="Consolas" w:cs="Times New Roman"/>
+          <w:sz w:val="20"/>
+          <w:szCs w:val="20"/>
+          <w:lang w:val="uk-UA"/>
+        </w:rPr>
+      </w:pPr>
+    </w:p>
+    <w:p>
+      <w:pPr>
+        <w:spacing w:line="240" w:lineRule="auto"/>
+        <w:rPr>
+          <w:rFonts w:ascii="Consolas" w:eastAsia="Times New Roman" w:hAnsi="Consolas" w:cs="Times New Roman"/>
+          <w:sz w:val="20"/>
+          <w:szCs w:val="20"/>
+          <w:lang w:val="uk-UA"/>
+        </w:rPr>
+      </w:pPr>
+      <w:r>
+        <w:rPr>
+          <w:rFonts w:ascii="Consolas" w:eastAsia="Times New Roman" w:hAnsi="Consolas" w:cs="Times New Roman"/>
+          <w:color w:val="008013"/>
+          <w:sz w:val="20"/>
+          <w:szCs w:val="20"/>
+          <w:lang w:val="uk-UA"/>
+        </w:rPr>
+        <w:t xml:space="preserve">% Без </w:t>
+      </w:r>
+      <w:proofErr w:type="spellStart"/>
+      <w:r>
+        <w:rPr>
+          <w:rFonts w:ascii="Consolas" w:eastAsia="Times New Roman" w:hAnsi="Consolas" w:cs="Times New Roman"/>
+          <w:color w:val="008013"/>
+          <w:sz w:val="20"/>
+          <w:szCs w:val="20"/>
+          <w:lang w:val="uk-UA"/>
+        </w:rPr>
+        <w:t>цілочисельного</w:t>
+      </w:r>
+      <w:proofErr w:type="spellEnd"/>
+      <w:r>
+        <w:rPr>
+          <w:rFonts w:ascii="Consolas" w:eastAsia="Times New Roman" w:hAnsi="Consolas" w:cs="Times New Roman"/>
+          <w:color w:val="008013"/>
+          <w:sz w:val="20"/>
+          <w:szCs w:val="20"/>
+          <w:lang w:val="uk-UA"/>
+        </w:rPr>
+        <w:t xml:space="preserve"> обмеження (лише x1 та x2)</w:t>
+      </w:r>
+    </w:p>
+    <w:p>
+      <w:pPr>
+        <w:spacing w:line="240" w:lineRule="auto"/>
+        <w:rPr>
+          <w:rFonts w:ascii="Consolas" w:eastAsia="Times New Roman" w:hAnsi="Consolas" w:cs="Times New Roman"/>
+          <w:sz w:val="20"/>
+          <w:szCs w:val="20"/>
+          <w:lang w:val="uk-UA"/>
+        </w:rPr>
+      </w:pPr>
+      <w:proofErr w:type="spellStart"/>
+      <w:r>
+        <w:rPr>
+          <w:rFonts w:ascii="Consolas" w:eastAsia="Times New Roman" w:hAnsi="Consolas" w:cs="Times New Roman"/>
+          <w:sz w:val="20"/>
+          <w:szCs w:val="20"/>
+          <w:lang w:val="uk-UA"/>
+        </w:rPr>
+        <w:t>f_lin</w:t>
+      </w:r>
+      <w:proofErr w:type="spellEnd"/>
+      <w:r>
+        <w:rPr>
+          <w:rFonts w:ascii="Consolas" w:eastAsia="Times New Roman" w:hAnsi="Consolas" w:cs="Times New Roman"/>
+          <w:sz w:val="20"/>
+          <w:szCs w:val="20"/>
+          <w:lang w:val="uk-UA"/>
+        </w:rPr>
+        <w:t xml:space="preserve"> = f(1:2);</w:t>
+      </w:r>
+    </w:p>
+    <w:p>
+      <w:pPr>
+        <w:spacing w:line="240" w:lineRule="auto"/>
+        <w:rPr>
+          <w:rFonts w:ascii="Consolas" w:eastAsia="Times New Roman" w:hAnsi="Consolas" w:cs="Times New Roman"/>
+          <w:sz w:val="20"/>
+          <w:szCs w:val="20"/>
+          <w:lang w:val="uk-UA"/>
+        </w:rPr>
+      </w:pPr>
+      <w:proofErr w:type="spellStart"/>
+      <w:r>
+        <w:rPr>
+          <w:rFonts w:ascii="Consolas" w:eastAsia="Times New Roman" w:hAnsi="Consolas" w:cs="Times New Roman"/>
+          <w:sz w:val="20"/>
+          <w:szCs w:val="20"/>
+          <w:lang w:val="uk-UA"/>
+        </w:rPr>
+        <w:t>A_lin</w:t>
+      </w:r>
+      <w:proofErr w:type="spellEnd"/>
+      <w:r>
+        <w:rPr>
+          <w:rFonts w:ascii="Consolas" w:eastAsia="Times New Roman" w:hAnsi="Consolas" w:cs="Times New Roman"/>
+          <w:sz w:val="20"/>
+          <w:szCs w:val="20"/>
+          <w:lang w:val="uk-UA"/>
+        </w:rPr>
+        <w:t xml:space="preserve"> = A(:,1:2);</w:t>
+      </w:r>
+    </w:p>
+    <w:p>
+      <w:pPr>
+        <w:spacing w:line="240" w:lineRule="auto"/>
+        <w:rPr>
+          <w:rFonts w:ascii="Consolas" w:eastAsia="Times New Roman" w:hAnsi="Consolas" w:cs="Times New Roman"/>
+          <w:sz w:val="20"/>
+          <w:szCs w:val="20"/>
+          <w:lang w:val="uk-UA"/>
+        </w:rPr>
+      </w:pPr>
+      <w:proofErr w:type="spellStart"/>
+      <w:r>
+        <w:rPr>
+          <w:rFonts w:ascii="Consolas" w:eastAsia="Times New Roman" w:hAnsi="Consolas" w:cs="Times New Roman"/>
+          <w:sz w:val="20"/>
+          <w:szCs w:val="20"/>
+          <w:lang w:val="uk-UA"/>
+        </w:rPr>
+        <w:t>x_lin</w:t>
+      </w:r>
+      <w:proofErr w:type="spellEnd"/>
+      <w:r>
+        <w:rPr>
+          <w:rFonts w:ascii="Consolas" w:eastAsia="Times New Roman" w:hAnsi="Consolas" w:cs="Times New Roman"/>
+          <w:sz w:val="20"/>
+          <w:szCs w:val="20"/>
+          <w:lang w:val="uk-UA"/>
+        </w:rPr>
+        <w:t xml:space="preserve"> = </w:t>
+      </w:r>
+      <w:proofErr w:type="spellStart"/>
+      <w:r>
+        <w:rPr>
+          <w:rFonts w:ascii="Consolas" w:eastAsia="Times New Roman" w:hAnsi="Consolas" w:cs="Times New Roman"/>
+          <w:sz w:val="20"/>
+          <w:szCs w:val="20"/>
+          <w:lang w:val="uk-UA"/>
+        </w:rPr>
+        <w:t>linprog</w:t>
+      </w:r>
+      <w:proofErr w:type="spellEnd"/>
+      <w:r>
+        <w:rPr>
+          <w:rFonts w:ascii="Consolas" w:eastAsia="Times New Roman" w:hAnsi="Consolas" w:cs="Times New Roman"/>
+          <w:sz w:val="20"/>
+          <w:szCs w:val="20"/>
+          <w:lang w:val="uk-UA"/>
+        </w:rPr>
+        <w:t>(</w:t>
+      </w:r>
+      <w:proofErr w:type="spellStart"/>
+      <w:r>
+        <w:rPr>
+          <w:rFonts w:ascii="Consolas" w:eastAsia="Times New Roman" w:hAnsi="Consolas" w:cs="Times New Roman"/>
+          <w:sz w:val="20"/>
+          <w:szCs w:val="20"/>
+          <w:lang w:val="uk-UA"/>
+        </w:rPr>
+        <w:t>f_lin</w:t>
+      </w:r>
+      <w:proofErr w:type="spellEnd"/>
+      <w:r>
+        <w:rPr>
+          <w:rFonts w:ascii="Consolas" w:eastAsia="Times New Roman" w:hAnsi="Consolas" w:cs="Times New Roman"/>
+          <w:sz w:val="20"/>
+          <w:szCs w:val="20"/>
+          <w:lang w:val="uk-UA"/>
+        </w:rPr>
+        <w:t xml:space="preserve">, </w:t>
+      </w:r>
+      <w:proofErr w:type="spellStart"/>
+      <w:r>
+        <w:rPr>
+          <w:rFonts w:ascii="Consolas" w:eastAsia="Times New Roman" w:hAnsi="Consolas" w:cs="Times New Roman"/>
+          <w:sz w:val="20"/>
+          <w:szCs w:val="20"/>
+          <w:lang w:val="uk-UA"/>
+        </w:rPr>
+        <w:t>A_lin</w:t>
+      </w:r>
+      <w:proofErr w:type="spellEnd"/>
+      <w:r>
+        <w:rPr>
+          <w:rFonts w:ascii="Consolas" w:eastAsia="Times New Roman" w:hAnsi="Consolas" w:cs="Times New Roman"/>
+          <w:sz w:val="20"/>
+          <w:szCs w:val="20"/>
+          <w:lang w:val="uk-UA"/>
+        </w:rPr>
+        <w:t xml:space="preserve">, b, [], [], </w:t>
+      </w:r>
+      <w:proofErr w:type="spellStart"/>
+      <w:r>
+        <w:rPr>
+          <w:rFonts w:ascii="Consolas" w:eastAsia="Times New Roman" w:hAnsi="Consolas" w:cs="Times New Roman"/>
+          <w:sz w:val="20"/>
+          <w:szCs w:val="20"/>
+          <w:lang w:val="uk-UA"/>
+        </w:rPr>
+        <w:t>lb</w:t>
+      </w:r>
+      <w:proofErr w:type="spellEnd"/>
+      <w:r>
+        <w:rPr>
+          <w:rFonts w:ascii="Consolas" w:eastAsia="Times New Roman" w:hAnsi="Consolas" w:cs="Times New Roman"/>
+          <w:sz w:val="20"/>
+          <w:szCs w:val="20"/>
+          <w:lang w:val="uk-UA"/>
+        </w:rPr>
+        <w:t>(1:2), []);</w:t>
+      </w:r>
+    </w:p>
+    <w:p>
+      <w:pPr>
+        <w:spacing w:line="240" w:lineRule="auto"/>
+        <w:rPr>
+          <w:rFonts w:ascii="Consolas" w:eastAsia="Times New Roman" w:hAnsi="Consolas" w:cs="Times New Roman"/>
+          <w:sz w:val="20"/>
+          <w:szCs w:val="20"/>
+          <w:lang w:val="uk-UA"/>
+        </w:rPr>
+      </w:pPr>
+    </w:p>
+    <w:p>
+      <w:pPr>
+        <w:spacing w:line="240" w:lineRule="auto"/>
+        <w:rPr>
+          <w:rFonts w:ascii="Consolas" w:eastAsia="Times New Roman" w:hAnsi="Consolas" w:cs="Times New Roman"/>
+          <w:sz w:val="20"/>
+          <w:szCs w:val="20"/>
+          <w:lang w:val="uk-UA"/>
+        </w:rPr>
+      </w:pPr>
+      <w:proofErr w:type="spellStart"/>
+      <w:r>
+        <w:rPr>
+          <w:rFonts w:ascii="Consolas" w:eastAsia="Times New Roman" w:hAnsi="Consolas" w:cs="Times New Roman"/>
+          <w:sz w:val="20"/>
+          <w:szCs w:val="20"/>
+          <w:lang w:val="uk-UA"/>
+        </w:rPr>
+        <w:t>disp</w:t>
+      </w:r>
+      <w:proofErr w:type="spellEnd"/>
+      <w:r>
+        <w:rPr>
+          <w:rFonts w:ascii="Consolas" w:eastAsia="Times New Roman" w:hAnsi="Consolas" w:cs="Times New Roman"/>
+          <w:sz w:val="20"/>
+          <w:szCs w:val="20"/>
+          <w:lang w:val="uk-UA"/>
+        </w:rPr>
+        <w:t>(</w:t>
+      </w:r>
+      <w:r>
+        <w:rPr>
+          <w:rFonts w:ascii="Consolas" w:eastAsia="Times New Roman" w:hAnsi="Consolas" w:cs="Times New Roman"/>
+          <w:color w:val="A709F5"/>
+          <w:sz w:val="20"/>
+          <w:szCs w:val="20"/>
+          <w:lang w:val="uk-UA"/>
+        </w:rPr>
+        <w:t xml:space="preserve">'Завдання 2: </w:t>
+      </w:r>
+      <w:proofErr w:type="spellStart"/>
+      <w:r>
+        <w:rPr>
+          <w:rFonts w:ascii="Consolas" w:eastAsia="Times New Roman" w:hAnsi="Consolas" w:cs="Times New Roman"/>
+          <w:color w:val="A709F5"/>
+          <w:sz w:val="20"/>
+          <w:szCs w:val="20"/>
+          <w:lang w:val="uk-UA"/>
+        </w:rPr>
+        <w:t>intlinprog</w:t>
+      </w:r>
+      <w:proofErr w:type="spellEnd"/>
+      <w:r>
+        <w:rPr>
+          <w:rFonts w:ascii="Consolas" w:eastAsia="Times New Roman" w:hAnsi="Consolas" w:cs="Times New Roman"/>
+          <w:color w:val="A709F5"/>
+          <w:sz w:val="20"/>
+          <w:szCs w:val="20"/>
+          <w:lang w:val="uk-UA"/>
+        </w:rPr>
+        <w:t xml:space="preserve"> результат (</w:t>
+      </w:r>
+      <w:proofErr w:type="spellStart"/>
+      <w:r>
+        <w:rPr>
+          <w:rFonts w:ascii="Consolas" w:eastAsia="Times New Roman" w:hAnsi="Consolas" w:cs="Times New Roman"/>
+          <w:color w:val="A709F5"/>
+          <w:sz w:val="20"/>
+          <w:szCs w:val="20"/>
+          <w:lang w:val="uk-UA"/>
+        </w:rPr>
+        <w:t>цілочисельне</w:t>
+      </w:r>
+      <w:proofErr w:type="spellEnd"/>
+      <w:r>
+        <w:rPr>
+          <w:rFonts w:ascii="Consolas" w:eastAsia="Times New Roman" w:hAnsi="Consolas" w:cs="Times New Roman"/>
+          <w:color w:val="A709F5"/>
+          <w:sz w:val="20"/>
+          <w:szCs w:val="20"/>
+          <w:lang w:val="uk-UA"/>
+        </w:rPr>
+        <w:t>):'</w:t>
+      </w:r>
+      <w:r>
+        <w:rPr>
+          <w:rFonts w:ascii="Consolas" w:eastAsia="Times New Roman" w:hAnsi="Consolas" w:cs="Times New Roman"/>
+          <w:sz w:val="20"/>
+          <w:szCs w:val="20"/>
+          <w:lang w:val="uk-UA"/>
+        </w:rPr>
+        <w:t>);</w:t>
+      </w:r>
+    </w:p>
+    <w:p>
+      <w:pPr>
+        <w:spacing w:line="240" w:lineRule="auto"/>
+        <w:rPr>
+          <w:rFonts w:ascii="Consolas" w:eastAsia="Times New Roman" w:hAnsi="Consolas" w:cs="Times New Roman"/>
+          <w:sz w:val="20"/>
+          <w:szCs w:val="20"/>
+          <w:lang w:val="uk-UA"/>
+        </w:rPr>
+      </w:pPr>
+      <w:proofErr w:type="spellStart"/>
+      <w:r>
+        <w:rPr>
+          <w:rFonts w:ascii="Consolas" w:eastAsia="Times New Roman" w:hAnsi="Consolas" w:cs="Times New Roman"/>
+          <w:sz w:val="20"/>
+          <w:szCs w:val="20"/>
+          <w:lang w:val="uk-UA"/>
+        </w:rPr>
+        <w:t>disp</w:t>
+      </w:r>
+      <w:proofErr w:type="spellEnd"/>
+      <w:r>
+        <w:rPr>
+          <w:rFonts w:ascii="Consolas" w:eastAsia="Times New Roman" w:hAnsi="Consolas" w:cs="Times New Roman"/>
+          <w:sz w:val="20"/>
+          <w:szCs w:val="20"/>
+          <w:lang w:val="uk-UA"/>
+        </w:rPr>
+        <w:t>(</w:t>
+      </w:r>
+      <w:proofErr w:type="spellStart"/>
+      <w:r>
+        <w:rPr>
+          <w:rFonts w:ascii="Consolas" w:eastAsia="Times New Roman" w:hAnsi="Consolas" w:cs="Times New Roman"/>
+          <w:sz w:val="20"/>
+          <w:szCs w:val="20"/>
+          <w:lang w:val="uk-UA"/>
+        </w:rPr>
+        <w:t>x_int</w:t>
+      </w:r>
+      <w:proofErr w:type="spellEnd"/>
+      <w:r>
+        <w:rPr>
+          <w:rFonts w:ascii="Consolas" w:eastAsia="Times New Roman" w:hAnsi="Consolas" w:cs="Times New Roman"/>
+          <w:sz w:val="20"/>
+          <w:szCs w:val="20"/>
+          <w:lang w:val="uk-UA"/>
+        </w:rPr>
+        <w:t>);</w:t>
+      </w:r>
+    </w:p>
+    <w:p>
+      <w:pPr>
+        <w:spacing w:line="240" w:lineRule="auto"/>
+        <w:rPr>
+          <w:rFonts w:ascii="Consolas" w:eastAsia="Times New Roman" w:hAnsi="Consolas" w:cs="Times New Roman"/>
+          <w:sz w:val="20"/>
+          <w:szCs w:val="20"/>
+          <w:lang w:val="uk-UA"/>
+        </w:rPr>
+      </w:pPr>
+      <w:proofErr w:type="spellStart"/>
+      <w:r>
+        <w:rPr>
+          <w:rFonts w:ascii="Consolas" w:eastAsia="Times New Roman" w:hAnsi="Consolas" w:cs="Times New Roman"/>
+          <w:sz w:val="20"/>
+          <w:szCs w:val="20"/>
+          <w:lang w:val="uk-UA"/>
+        </w:rPr>
+        <w:t>disp</w:t>
+      </w:r>
+      <w:proofErr w:type="spellEnd"/>
+      <w:r>
+        <w:rPr>
+          <w:rFonts w:ascii="Consolas" w:eastAsia="Times New Roman" w:hAnsi="Consolas" w:cs="Times New Roman"/>
+          <w:sz w:val="20"/>
+          <w:szCs w:val="20"/>
+          <w:lang w:val="uk-UA"/>
+        </w:rPr>
+        <w:t>(</w:t>
+      </w:r>
+      <w:r>
+        <w:rPr>
+          <w:rFonts w:ascii="Consolas" w:eastAsia="Times New Roman" w:hAnsi="Consolas" w:cs="Times New Roman"/>
+          <w:color w:val="A709F5"/>
+          <w:sz w:val="20"/>
+          <w:szCs w:val="20"/>
+          <w:lang w:val="uk-UA"/>
+        </w:rPr>
+        <w:t xml:space="preserve">'Завдання 2: </w:t>
+      </w:r>
+      <w:proofErr w:type="spellStart"/>
+      <w:r>
+        <w:rPr>
+          <w:rFonts w:ascii="Consolas" w:eastAsia="Times New Roman" w:hAnsi="Consolas" w:cs="Times New Roman"/>
+          <w:color w:val="A709F5"/>
+          <w:sz w:val="20"/>
+          <w:szCs w:val="20"/>
+          <w:lang w:val="uk-UA"/>
+        </w:rPr>
+        <w:t>linprog</w:t>
+      </w:r>
+      <w:proofErr w:type="spellEnd"/>
+      <w:r>
+        <w:rPr>
+          <w:rFonts w:ascii="Consolas" w:eastAsia="Times New Roman" w:hAnsi="Consolas" w:cs="Times New Roman"/>
+          <w:color w:val="A709F5"/>
+          <w:sz w:val="20"/>
+          <w:szCs w:val="20"/>
+          <w:lang w:val="uk-UA"/>
+        </w:rPr>
+        <w:t xml:space="preserve"> результат (дробове):'</w:t>
+      </w:r>
+      <w:r>
+        <w:rPr>
+          <w:rFonts w:ascii="Consolas" w:eastAsia="Times New Roman" w:hAnsi="Consolas" w:cs="Times New Roman"/>
+          <w:sz w:val="20"/>
+          <w:szCs w:val="20"/>
+          <w:lang w:val="uk-UA"/>
+        </w:rPr>
+        <w:t>);</w:t>
+      </w:r>
+    </w:p>
+    <w:p>
+      <w:pPr>
+        <w:spacing w:line="240" w:lineRule="auto"/>
+        <w:rPr>
+          <w:rFonts w:ascii="Consolas" w:eastAsia="Times New Roman" w:hAnsi="Consolas" w:cs="Times New Roman"/>
+          <w:sz w:val="20"/>
+          <w:szCs w:val="20"/>
+          <w:lang w:val="uk-UA"/>
+        </w:rPr>
+      </w:pPr>
+      <w:proofErr w:type="spellStart"/>
+      <w:r>
+        <w:rPr>
+          <w:rFonts w:ascii="Consolas" w:eastAsia="Times New Roman" w:hAnsi="Consolas" w:cs="Times New Roman"/>
+          <w:sz w:val="20"/>
+          <w:szCs w:val="20"/>
+          <w:lang w:val="uk-UA"/>
+        </w:rPr>
+        <w:t>disp</w:t>
+      </w:r>
+      <w:proofErr w:type="spellEnd"/>
+      <w:r>
+        <w:rPr>
+          <w:rFonts w:ascii="Consolas" w:eastAsia="Times New Roman" w:hAnsi="Consolas" w:cs="Times New Roman"/>
+          <w:sz w:val="20"/>
+          <w:szCs w:val="20"/>
+          <w:lang w:val="uk-UA"/>
+        </w:rPr>
+        <w:t>(</w:t>
+      </w:r>
+      <w:proofErr w:type="spellStart"/>
+      <w:r>
+        <w:rPr>
+          <w:rFonts w:ascii="Consolas" w:eastAsia="Times New Roman" w:hAnsi="Consolas" w:cs="Times New Roman"/>
+          <w:sz w:val="20"/>
+          <w:szCs w:val="20"/>
+          <w:lang w:val="uk-UA"/>
+        </w:rPr>
+        <w:t>x_lin</w:t>
+      </w:r>
+      <w:proofErr w:type="spellEnd"/>
+      <w:r>
+        <w:rPr>
+          <w:rFonts w:ascii="Consolas" w:eastAsia="Times New Roman" w:hAnsi="Consolas" w:cs="Times New Roman"/>
+          <w:sz w:val="20"/>
+          <w:szCs w:val="20"/>
+          <w:lang w:val="uk-UA"/>
+        </w:rPr>
+        <w:t>);</w:t>
+      </w:r>
+    </w:p>
     <w:p/>
     <w:p>
       <w:pPr>
         <w:pStyle w:val="4"/>
       </w:pPr>
-      <w:bookmarkStart w:id="11" w:name="_6gmh3wgny9fj" w:colFirst="0" w:colLast="0"/>
-      <w:bookmarkEnd w:id="11"/>
+      <w:bookmarkStart w:id="9" w:name="_uoi7493p9xjj" w:colFirst="0" w:colLast="0"/>
+      <w:bookmarkEnd w:id="9"/>
       <w:r>
         <w:t>Результати виконання та їх аналіз</w:t>
       </w:r>
@@ -524,49 +1967,29 @@
     <w:p/>
     <w:p>
       <w:pPr>
-        <w:spacing w:line="360" w:lineRule="auto"/>
-        <w:rPr>
-          <w:rFonts w:ascii="Times New Roman" w:hAnsi="Times New Roman" w:cs="Times New Roman"/>
-          <w:sz w:val="28"/>
-          <w:szCs w:val="28"/>
-        </w:rPr>
-      </w:pPr>
-    </w:p>
-    <w:p>
-      <w:pPr>
         <w:pStyle w:val="3"/>
         <w:rPr>
           <w:b/>
           <w:bCs/>
         </w:rPr>
       </w:pPr>
-      <w:bookmarkStart w:id="12" w:name="_kez7zw47g1zx" w:colFirst="0" w:colLast="0"/>
-      <w:bookmarkStart w:id="13" w:name="_3w1q9q4vj0ui" w:colFirst="0" w:colLast="0"/>
-      <w:bookmarkStart w:id="14" w:name="_o8dwy1m9nfjk" w:colFirst="0" w:colLast="0"/>
-      <w:bookmarkStart w:id="15" w:name="_pcef3xu79ukv" w:colFirst="0" w:colLast="0"/>
-      <w:bookmarkEnd w:id="12"/>
-      <w:bookmarkEnd w:id="13"/>
-      <w:bookmarkEnd w:id="14"/>
-      <w:bookmarkEnd w:id="15"/>
       <w:r>
         <w:rPr>
           <w:b/>
           <w:bCs/>
         </w:rPr>
-        <w:t>Завдання 4.</w:t>
+        <w:t>Завдання 3.</w:t>
       </w:r>
     </w:p>
     <w:p>
       <w:pPr>
         <w:pStyle w:val="4"/>
       </w:pPr>
-      <w:bookmarkStart w:id="16" w:name="_8c7vbifojsek" w:colFirst="0" w:colLast="0"/>
-      <w:bookmarkEnd w:id="16"/>
+      <w:bookmarkStart w:id="10" w:name="_55c852ga13p3" w:colFirst="0" w:colLast="0"/>
+      <w:bookmarkEnd w:id="10"/>
       <w:r>
         <w:t>Умова завдання</w:t>
       </w:r>
-      <w:bookmarkStart w:id="17" w:name="_l2nl53bqnr8r" w:colFirst="0" w:colLast="0"/>
-      <w:bookmarkEnd w:id="17"/>
     </w:p>
     <w:p>
       <w:r>
@@ -574,10 +1997,10 @@
           <w:noProof/>
         </w:rPr>
         <w:drawing>
-          <wp:inline distT="0" distB="0" distL="0" distR="0" wp14:anchorId="7C1C84D0" wp14:editId="6D2019C5">
-            <wp:extent cx="4581525" cy="2133600"/>
-            <wp:effectExtent l="0" t="0" r="9525" b="0"/>
-            <wp:docPr id="6" name="Рисунок 6"/>
+          <wp:inline distT="0" distB="0" distL="0" distR="0" wp14:anchorId="357A4FDF" wp14:editId="17296072">
+            <wp:extent cx="5733415" cy="2439035"/>
+            <wp:effectExtent l="0" t="0" r="635" b="0"/>
+            <wp:docPr id="4" name="Рисунок 4"/>
             <wp:cNvGraphicFramePr>
               <a:graphicFrameLocks xmlns:a="http://schemas.openxmlformats.org/drawingml/2006/main" noChangeAspect="1"/>
             </wp:cNvGraphicFramePr>
@@ -597,6 +2020,820 @@
                   <pic:spPr>
                     <a:xfrm>
                       <a:off x="0" y="0"/>
+                      <a:ext cx="5733415" cy="2439035"/>
+                    </a:xfrm>
+                    <a:prstGeom prst="rect">
+                      <a:avLst/>
+                    </a:prstGeom>
+                  </pic:spPr>
+                </pic:pic>
+              </a:graphicData>
+            </a:graphic>
+          </wp:inline>
+        </w:drawing>
+      </w:r>
+    </w:p>
+    <w:p>
+      <w:pPr>
+        <w:pStyle w:val="4"/>
+      </w:pPr>
+      <w:r>
+        <w:t>Програмна реалізація</w:t>
+      </w:r>
+    </w:p>
+    <w:p>
+      <w:pPr>
+        <w:spacing w:line="240" w:lineRule="auto"/>
+        <w:rPr>
+          <w:rFonts w:ascii="Consolas" w:eastAsia="Times New Roman" w:hAnsi="Consolas" w:cs="Times New Roman"/>
+          <w:sz w:val="20"/>
+          <w:szCs w:val="20"/>
+          <w:lang w:val="uk-UA"/>
+        </w:rPr>
+      </w:pPr>
+      <w:proofErr w:type="spellStart"/>
+      <w:r>
+        <w:rPr>
+          <w:rFonts w:ascii="Consolas" w:eastAsia="Times New Roman" w:hAnsi="Consolas" w:cs="Times New Roman"/>
+          <w:sz w:val="20"/>
+          <w:szCs w:val="20"/>
+          <w:lang w:val="uk-UA"/>
+        </w:rPr>
+        <w:t>fun</w:t>
+      </w:r>
+      <w:proofErr w:type="spellEnd"/>
+      <w:r>
+        <w:rPr>
+          <w:rFonts w:ascii="Consolas" w:eastAsia="Times New Roman" w:hAnsi="Consolas" w:cs="Times New Roman"/>
+          <w:sz w:val="20"/>
+          <w:szCs w:val="20"/>
+          <w:lang w:val="uk-UA"/>
+        </w:rPr>
+        <w:t xml:space="preserve"> = @(x) x(1) + 3*x(2); </w:t>
+      </w:r>
+      <w:r>
+        <w:rPr>
+          <w:rFonts w:ascii="Consolas" w:eastAsia="Times New Roman" w:hAnsi="Consolas" w:cs="Times New Roman"/>
+          <w:color w:val="008013"/>
+          <w:sz w:val="20"/>
+          <w:szCs w:val="20"/>
+          <w:lang w:val="uk-UA"/>
+        </w:rPr>
+        <w:t>% Цільова функція</w:t>
+      </w:r>
+    </w:p>
+    <w:p>
+      <w:pPr>
+        <w:spacing w:line="240" w:lineRule="auto"/>
+        <w:rPr>
+          <w:rFonts w:ascii="Consolas" w:eastAsia="Times New Roman" w:hAnsi="Consolas" w:cs="Times New Roman"/>
+          <w:sz w:val="20"/>
+          <w:szCs w:val="20"/>
+          <w:lang w:val="uk-UA"/>
+        </w:rPr>
+      </w:pPr>
+      <w:proofErr w:type="spellStart"/>
+      <w:r>
+        <w:rPr>
+          <w:rFonts w:ascii="Consolas" w:eastAsia="Times New Roman" w:hAnsi="Consolas" w:cs="Times New Roman"/>
+          <w:sz w:val="20"/>
+          <w:szCs w:val="20"/>
+          <w:lang w:val="uk-UA"/>
+        </w:rPr>
+        <w:t>nonlcon</w:t>
+      </w:r>
+      <w:proofErr w:type="spellEnd"/>
+      <w:r>
+        <w:rPr>
+          <w:rFonts w:ascii="Consolas" w:eastAsia="Times New Roman" w:hAnsi="Consolas" w:cs="Times New Roman"/>
+          <w:sz w:val="20"/>
+          <w:szCs w:val="20"/>
+          <w:lang w:val="uk-UA"/>
+        </w:rPr>
+        <w:t xml:space="preserve"> = @(x) </w:t>
+      </w:r>
+      <w:proofErr w:type="spellStart"/>
+      <w:r>
+        <w:rPr>
+          <w:rFonts w:ascii="Consolas" w:eastAsia="Times New Roman" w:hAnsi="Consolas" w:cs="Times New Roman"/>
+          <w:sz w:val="20"/>
+          <w:szCs w:val="20"/>
+          <w:lang w:val="uk-UA"/>
+        </w:rPr>
+        <w:t>deal</w:t>
+      </w:r>
+      <w:proofErr w:type="spellEnd"/>
+      <w:r>
+        <w:rPr>
+          <w:rFonts w:ascii="Consolas" w:eastAsia="Times New Roman" w:hAnsi="Consolas" w:cs="Times New Roman"/>
+          <w:sz w:val="20"/>
+          <w:szCs w:val="20"/>
+          <w:lang w:val="uk-UA"/>
+        </w:rPr>
+        <w:t xml:space="preserve">(x(1)*x(2) - 8, []); </w:t>
+      </w:r>
+      <w:r>
+        <w:rPr>
+          <w:rFonts w:ascii="Consolas" w:eastAsia="Times New Roman" w:hAnsi="Consolas" w:cs="Times New Roman"/>
+          <w:color w:val="008013"/>
+          <w:sz w:val="20"/>
+          <w:szCs w:val="20"/>
+          <w:lang w:val="uk-UA"/>
+        </w:rPr>
+        <w:t>% x1*x2 ≤ 8</w:t>
+      </w:r>
+    </w:p>
+    <w:p>
+      <w:pPr>
+        <w:spacing w:line="240" w:lineRule="auto"/>
+        <w:rPr>
+          <w:rFonts w:ascii="Consolas" w:eastAsia="Times New Roman" w:hAnsi="Consolas" w:cs="Times New Roman"/>
+          <w:sz w:val="20"/>
+          <w:szCs w:val="20"/>
+          <w:lang w:val="uk-UA"/>
+        </w:rPr>
+      </w:pPr>
+    </w:p>
+    <w:p>
+      <w:pPr>
+        <w:spacing w:line="240" w:lineRule="auto"/>
+        <w:rPr>
+          <w:rFonts w:ascii="Consolas" w:eastAsia="Times New Roman" w:hAnsi="Consolas" w:cs="Times New Roman"/>
+          <w:sz w:val="20"/>
+          <w:szCs w:val="20"/>
+          <w:lang w:val="uk-UA"/>
+        </w:rPr>
+      </w:pPr>
+      <w:proofErr w:type="spellStart"/>
+      <w:r>
+        <w:rPr>
+          <w:rFonts w:ascii="Consolas" w:eastAsia="Times New Roman" w:hAnsi="Consolas" w:cs="Times New Roman"/>
+          <w:sz w:val="20"/>
+          <w:szCs w:val="20"/>
+          <w:lang w:val="uk-UA"/>
+        </w:rPr>
+        <w:lastRenderedPageBreak/>
+        <w:t>lb</w:t>
+      </w:r>
+      <w:proofErr w:type="spellEnd"/>
+      <w:r>
+        <w:rPr>
+          <w:rFonts w:ascii="Consolas" w:eastAsia="Times New Roman" w:hAnsi="Consolas" w:cs="Times New Roman"/>
+          <w:sz w:val="20"/>
+          <w:szCs w:val="20"/>
+          <w:lang w:val="uk-UA"/>
+        </w:rPr>
+        <w:t xml:space="preserve"> = [0 0];</w:t>
+      </w:r>
+    </w:p>
+    <w:p>
+      <w:pPr>
+        <w:spacing w:line="240" w:lineRule="auto"/>
+        <w:rPr>
+          <w:rFonts w:ascii="Consolas" w:eastAsia="Times New Roman" w:hAnsi="Consolas" w:cs="Times New Roman"/>
+          <w:sz w:val="20"/>
+          <w:szCs w:val="20"/>
+          <w:lang w:val="uk-UA"/>
+        </w:rPr>
+      </w:pPr>
+      <w:proofErr w:type="spellStart"/>
+      <w:r>
+        <w:rPr>
+          <w:rFonts w:ascii="Consolas" w:eastAsia="Times New Roman" w:hAnsi="Consolas" w:cs="Times New Roman"/>
+          <w:sz w:val="20"/>
+          <w:szCs w:val="20"/>
+          <w:lang w:val="uk-UA"/>
+        </w:rPr>
+        <w:t>ub</w:t>
+      </w:r>
+      <w:proofErr w:type="spellEnd"/>
+      <w:r>
+        <w:rPr>
+          <w:rFonts w:ascii="Consolas" w:eastAsia="Times New Roman" w:hAnsi="Consolas" w:cs="Times New Roman"/>
+          <w:sz w:val="20"/>
+          <w:szCs w:val="20"/>
+          <w:lang w:val="uk-UA"/>
+        </w:rPr>
+        <w:t xml:space="preserve"> = [6 84];</w:t>
+      </w:r>
+    </w:p>
+    <w:p>
+      <w:pPr>
+        <w:spacing w:line="240" w:lineRule="auto"/>
+        <w:rPr>
+          <w:rFonts w:ascii="Consolas" w:eastAsia="Times New Roman" w:hAnsi="Consolas" w:cs="Times New Roman"/>
+          <w:sz w:val="20"/>
+          <w:szCs w:val="20"/>
+          <w:lang w:val="uk-UA"/>
+        </w:rPr>
+      </w:pPr>
+      <w:r>
+        <w:rPr>
+          <w:rFonts w:ascii="Consolas" w:eastAsia="Times New Roman" w:hAnsi="Consolas" w:cs="Times New Roman"/>
+          <w:sz w:val="20"/>
+          <w:szCs w:val="20"/>
+          <w:lang w:val="uk-UA"/>
+        </w:rPr>
+        <w:t>x0 = [1 1];</w:t>
+      </w:r>
+    </w:p>
+    <w:p>
+      <w:pPr>
+        <w:spacing w:line="240" w:lineRule="auto"/>
+        <w:rPr>
+          <w:rFonts w:ascii="Consolas" w:eastAsia="Times New Roman" w:hAnsi="Consolas" w:cs="Times New Roman"/>
+          <w:sz w:val="20"/>
+          <w:szCs w:val="20"/>
+          <w:lang w:val="uk-UA"/>
+        </w:rPr>
+      </w:pPr>
+    </w:p>
+    <w:p>
+      <w:pPr>
+        <w:spacing w:line="240" w:lineRule="auto"/>
+        <w:rPr>
+          <w:rFonts w:ascii="Consolas" w:eastAsia="Times New Roman" w:hAnsi="Consolas" w:cs="Times New Roman"/>
+          <w:sz w:val="20"/>
+          <w:szCs w:val="20"/>
+          <w:lang w:val="uk-UA"/>
+        </w:rPr>
+      </w:pPr>
+      <w:r>
+        <w:rPr>
+          <w:rFonts w:ascii="Consolas" w:eastAsia="Times New Roman" w:hAnsi="Consolas" w:cs="Times New Roman"/>
+          <w:sz w:val="20"/>
+          <w:szCs w:val="20"/>
+          <w:lang w:val="uk-UA"/>
+        </w:rPr>
+        <w:t>[</w:t>
+      </w:r>
+      <w:proofErr w:type="spellStart"/>
+      <w:r>
+        <w:rPr>
+          <w:rFonts w:ascii="Consolas" w:eastAsia="Times New Roman" w:hAnsi="Consolas" w:cs="Times New Roman"/>
+          <w:sz w:val="20"/>
+          <w:szCs w:val="20"/>
+          <w:lang w:val="uk-UA"/>
+        </w:rPr>
+        <w:t>x_opt</w:t>
+      </w:r>
+      <w:proofErr w:type="spellEnd"/>
+      <w:r>
+        <w:rPr>
+          <w:rFonts w:ascii="Consolas" w:eastAsia="Times New Roman" w:hAnsi="Consolas" w:cs="Times New Roman"/>
+          <w:sz w:val="20"/>
+          <w:szCs w:val="20"/>
+          <w:lang w:val="uk-UA"/>
+        </w:rPr>
+        <w:t xml:space="preserve">, </w:t>
+      </w:r>
+      <w:proofErr w:type="spellStart"/>
+      <w:r>
+        <w:rPr>
+          <w:rFonts w:ascii="Consolas" w:eastAsia="Times New Roman" w:hAnsi="Consolas" w:cs="Times New Roman"/>
+          <w:sz w:val="20"/>
+          <w:szCs w:val="20"/>
+          <w:lang w:val="uk-UA"/>
+        </w:rPr>
+        <w:t>fval</w:t>
+      </w:r>
+      <w:proofErr w:type="spellEnd"/>
+      <w:r>
+        <w:rPr>
+          <w:rFonts w:ascii="Consolas" w:eastAsia="Times New Roman" w:hAnsi="Consolas" w:cs="Times New Roman"/>
+          <w:sz w:val="20"/>
+          <w:szCs w:val="20"/>
+          <w:lang w:val="uk-UA"/>
+        </w:rPr>
+        <w:t xml:space="preserve">] = </w:t>
+      </w:r>
+      <w:proofErr w:type="spellStart"/>
+      <w:r>
+        <w:rPr>
+          <w:rFonts w:ascii="Consolas" w:eastAsia="Times New Roman" w:hAnsi="Consolas" w:cs="Times New Roman"/>
+          <w:sz w:val="20"/>
+          <w:szCs w:val="20"/>
+          <w:lang w:val="uk-UA"/>
+        </w:rPr>
+        <w:t>fmincon</w:t>
+      </w:r>
+      <w:proofErr w:type="spellEnd"/>
+      <w:r>
+        <w:rPr>
+          <w:rFonts w:ascii="Consolas" w:eastAsia="Times New Roman" w:hAnsi="Consolas" w:cs="Times New Roman"/>
+          <w:sz w:val="20"/>
+          <w:szCs w:val="20"/>
+          <w:lang w:val="uk-UA"/>
+        </w:rPr>
+        <w:t>(</w:t>
+      </w:r>
+      <w:proofErr w:type="spellStart"/>
+      <w:r>
+        <w:rPr>
+          <w:rFonts w:ascii="Consolas" w:eastAsia="Times New Roman" w:hAnsi="Consolas" w:cs="Times New Roman"/>
+          <w:sz w:val="20"/>
+          <w:szCs w:val="20"/>
+          <w:lang w:val="uk-UA"/>
+        </w:rPr>
+        <w:t>fun</w:t>
+      </w:r>
+      <w:proofErr w:type="spellEnd"/>
+      <w:r>
+        <w:rPr>
+          <w:rFonts w:ascii="Consolas" w:eastAsia="Times New Roman" w:hAnsi="Consolas" w:cs="Times New Roman"/>
+          <w:sz w:val="20"/>
+          <w:szCs w:val="20"/>
+          <w:lang w:val="uk-UA"/>
+        </w:rPr>
+        <w:t xml:space="preserve">, x0, [], [], [], [], </w:t>
+      </w:r>
+      <w:proofErr w:type="spellStart"/>
+      <w:r>
+        <w:rPr>
+          <w:rFonts w:ascii="Consolas" w:eastAsia="Times New Roman" w:hAnsi="Consolas" w:cs="Times New Roman"/>
+          <w:sz w:val="20"/>
+          <w:szCs w:val="20"/>
+          <w:lang w:val="uk-UA"/>
+        </w:rPr>
+        <w:t>lb</w:t>
+      </w:r>
+      <w:proofErr w:type="spellEnd"/>
+      <w:r>
+        <w:rPr>
+          <w:rFonts w:ascii="Consolas" w:eastAsia="Times New Roman" w:hAnsi="Consolas" w:cs="Times New Roman"/>
+          <w:sz w:val="20"/>
+          <w:szCs w:val="20"/>
+          <w:lang w:val="uk-UA"/>
+        </w:rPr>
+        <w:t xml:space="preserve">, </w:t>
+      </w:r>
+      <w:proofErr w:type="spellStart"/>
+      <w:r>
+        <w:rPr>
+          <w:rFonts w:ascii="Consolas" w:eastAsia="Times New Roman" w:hAnsi="Consolas" w:cs="Times New Roman"/>
+          <w:sz w:val="20"/>
+          <w:szCs w:val="20"/>
+          <w:lang w:val="uk-UA"/>
+        </w:rPr>
+        <w:t>ub</w:t>
+      </w:r>
+      <w:proofErr w:type="spellEnd"/>
+      <w:r>
+        <w:rPr>
+          <w:rFonts w:ascii="Consolas" w:eastAsia="Times New Roman" w:hAnsi="Consolas" w:cs="Times New Roman"/>
+          <w:sz w:val="20"/>
+          <w:szCs w:val="20"/>
+          <w:lang w:val="uk-UA"/>
+        </w:rPr>
+        <w:t xml:space="preserve">, </w:t>
+      </w:r>
+      <w:proofErr w:type="spellStart"/>
+      <w:r>
+        <w:rPr>
+          <w:rFonts w:ascii="Consolas" w:eastAsia="Times New Roman" w:hAnsi="Consolas" w:cs="Times New Roman"/>
+          <w:sz w:val="20"/>
+          <w:szCs w:val="20"/>
+          <w:lang w:val="uk-UA"/>
+        </w:rPr>
+        <w:t>nonlcon</w:t>
+      </w:r>
+      <w:proofErr w:type="spellEnd"/>
+      <w:r>
+        <w:rPr>
+          <w:rFonts w:ascii="Consolas" w:eastAsia="Times New Roman" w:hAnsi="Consolas" w:cs="Times New Roman"/>
+          <w:sz w:val="20"/>
+          <w:szCs w:val="20"/>
+          <w:lang w:val="uk-UA"/>
+        </w:rPr>
+        <w:t>);</w:t>
+      </w:r>
+    </w:p>
+    <w:p>
+      <w:pPr>
+        <w:spacing w:line="240" w:lineRule="auto"/>
+        <w:rPr>
+          <w:rFonts w:ascii="Consolas" w:eastAsia="Times New Roman" w:hAnsi="Consolas" w:cs="Times New Roman"/>
+          <w:sz w:val="20"/>
+          <w:szCs w:val="20"/>
+          <w:lang w:val="uk-UA"/>
+        </w:rPr>
+      </w:pPr>
+    </w:p>
+    <w:p>
+      <w:pPr>
+        <w:spacing w:line="240" w:lineRule="auto"/>
+        <w:rPr>
+          <w:rFonts w:ascii="Consolas" w:eastAsia="Times New Roman" w:hAnsi="Consolas" w:cs="Times New Roman"/>
+          <w:sz w:val="20"/>
+          <w:szCs w:val="20"/>
+          <w:lang w:val="uk-UA"/>
+        </w:rPr>
+      </w:pPr>
+      <w:proofErr w:type="spellStart"/>
+      <w:r>
+        <w:rPr>
+          <w:rFonts w:ascii="Consolas" w:eastAsia="Times New Roman" w:hAnsi="Consolas" w:cs="Times New Roman"/>
+          <w:sz w:val="20"/>
+          <w:szCs w:val="20"/>
+          <w:lang w:val="uk-UA"/>
+        </w:rPr>
+        <w:t>disp</w:t>
+      </w:r>
+      <w:proofErr w:type="spellEnd"/>
+      <w:r>
+        <w:rPr>
+          <w:rFonts w:ascii="Consolas" w:eastAsia="Times New Roman" w:hAnsi="Consolas" w:cs="Times New Roman"/>
+          <w:sz w:val="20"/>
+          <w:szCs w:val="20"/>
+          <w:lang w:val="uk-UA"/>
+        </w:rPr>
+        <w:t>(</w:t>
+      </w:r>
+      <w:r>
+        <w:rPr>
+          <w:rFonts w:ascii="Consolas" w:eastAsia="Times New Roman" w:hAnsi="Consolas" w:cs="Times New Roman"/>
+          <w:color w:val="A709F5"/>
+          <w:sz w:val="20"/>
+          <w:szCs w:val="20"/>
+          <w:lang w:val="uk-UA"/>
+        </w:rPr>
+        <w:t xml:space="preserve">'Завдання 3: Розв’язок </w:t>
+      </w:r>
+      <w:proofErr w:type="spellStart"/>
+      <w:r>
+        <w:rPr>
+          <w:rFonts w:ascii="Consolas" w:eastAsia="Times New Roman" w:hAnsi="Consolas" w:cs="Times New Roman"/>
+          <w:color w:val="A709F5"/>
+          <w:sz w:val="20"/>
+          <w:szCs w:val="20"/>
+          <w:lang w:val="uk-UA"/>
+        </w:rPr>
+        <w:t>fmincon</w:t>
+      </w:r>
+      <w:proofErr w:type="spellEnd"/>
+      <w:r>
+        <w:rPr>
+          <w:rFonts w:ascii="Consolas" w:eastAsia="Times New Roman" w:hAnsi="Consolas" w:cs="Times New Roman"/>
+          <w:color w:val="A709F5"/>
+          <w:sz w:val="20"/>
+          <w:szCs w:val="20"/>
+          <w:lang w:val="uk-UA"/>
+        </w:rPr>
+        <w:t>:'</w:t>
+      </w:r>
+      <w:r>
+        <w:rPr>
+          <w:rFonts w:ascii="Consolas" w:eastAsia="Times New Roman" w:hAnsi="Consolas" w:cs="Times New Roman"/>
+          <w:sz w:val="20"/>
+          <w:szCs w:val="20"/>
+          <w:lang w:val="uk-UA"/>
+        </w:rPr>
+        <w:t>);</w:t>
+      </w:r>
+    </w:p>
+    <w:p>
+      <w:pPr>
+        <w:spacing w:line="240" w:lineRule="auto"/>
+        <w:rPr>
+          <w:rFonts w:ascii="Consolas" w:eastAsia="Times New Roman" w:hAnsi="Consolas" w:cs="Times New Roman"/>
+          <w:sz w:val="20"/>
+          <w:szCs w:val="20"/>
+          <w:lang w:val="uk-UA"/>
+        </w:rPr>
+      </w:pPr>
+      <w:proofErr w:type="spellStart"/>
+      <w:r>
+        <w:rPr>
+          <w:rFonts w:ascii="Consolas" w:eastAsia="Times New Roman" w:hAnsi="Consolas" w:cs="Times New Roman"/>
+          <w:sz w:val="20"/>
+          <w:szCs w:val="20"/>
+          <w:lang w:val="uk-UA"/>
+        </w:rPr>
+        <w:t>disp</w:t>
+      </w:r>
+      <w:proofErr w:type="spellEnd"/>
+      <w:r>
+        <w:rPr>
+          <w:rFonts w:ascii="Consolas" w:eastAsia="Times New Roman" w:hAnsi="Consolas" w:cs="Times New Roman"/>
+          <w:sz w:val="20"/>
+          <w:szCs w:val="20"/>
+          <w:lang w:val="uk-UA"/>
+        </w:rPr>
+        <w:t>(</w:t>
+      </w:r>
+      <w:proofErr w:type="spellStart"/>
+      <w:r>
+        <w:rPr>
+          <w:rFonts w:ascii="Consolas" w:eastAsia="Times New Roman" w:hAnsi="Consolas" w:cs="Times New Roman"/>
+          <w:sz w:val="20"/>
+          <w:szCs w:val="20"/>
+          <w:lang w:val="uk-UA"/>
+        </w:rPr>
+        <w:t>x_opt</w:t>
+      </w:r>
+      <w:proofErr w:type="spellEnd"/>
+      <w:r>
+        <w:rPr>
+          <w:rFonts w:ascii="Consolas" w:eastAsia="Times New Roman" w:hAnsi="Consolas" w:cs="Times New Roman"/>
+          <w:sz w:val="20"/>
+          <w:szCs w:val="20"/>
+          <w:lang w:val="uk-UA"/>
+        </w:rPr>
+        <w:t>);</w:t>
+      </w:r>
+    </w:p>
+    <w:p>
+      <w:pPr>
+        <w:spacing w:line="240" w:lineRule="auto"/>
+        <w:rPr>
+          <w:rFonts w:ascii="Consolas" w:eastAsia="Times New Roman" w:hAnsi="Consolas" w:cs="Times New Roman"/>
+          <w:sz w:val="20"/>
+          <w:szCs w:val="20"/>
+          <w:lang w:val="uk-UA"/>
+        </w:rPr>
+      </w:pPr>
+      <w:proofErr w:type="spellStart"/>
+      <w:r>
+        <w:rPr>
+          <w:rFonts w:ascii="Consolas" w:eastAsia="Times New Roman" w:hAnsi="Consolas" w:cs="Times New Roman"/>
+          <w:sz w:val="20"/>
+          <w:szCs w:val="20"/>
+          <w:lang w:val="uk-UA"/>
+        </w:rPr>
+        <w:t>disp</w:t>
+      </w:r>
+      <w:proofErr w:type="spellEnd"/>
+      <w:r>
+        <w:rPr>
+          <w:rFonts w:ascii="Consolas" w:eastAsia="Times New Roman" w:hAnsi="Consolas" w:cs="Times New Roman"/>
+          <w:sz w:val="20"/>
+          <w:szCs w:val="20"/>
+          <w:lang w:val="uk-UA"/>
+        </w:rPr>
+        <w:t>([</w:t>
+      </w:r>
+      <w:r>
+        <w:rPr>
+          <w:rFonts w:ascii="Consolas" w:eastAsia="Times New Roman" w:hAnsi="Consolas" w:cs="Times New Roman"/>
+          <w:color w:val="A709F5"/>
+          <w:sz w:val="20"/>
+          <w:szCs w:val="20"/>
+          <w:lang w:val="uk-UA"/>
+        </w:rPr>
+        <w:t>'Мінімум: '</w:t>
+      </w:r>
+      <w:r>
+        <w:rPr>
+          <w:rFonts w:ascii="Consolas" w:eastAsia="Times New Roman" w:hAnsi="Consolas" w:cs="Times New Roman"/>
+          <w:sz w:val="20"/>
+          <w:szCs w:val="20"/>
+          <w:lang w:val="uk-UA"/>
+        </w:rPr>
+        <w:t>, num2str(</w:t>
+      </w:r>
+      <w:proofErr w:type="spellStart"/>
+      <w:r>
+        <w:rPr>
+          <w:rFonts w:ascii="Consolas" w:eastAsia="Times New Roman" w:hAnsi="Consolas" w:cs="Times New Roman"/>
+          <w:sz w:val="20"/>
+          <w:szCs w:val="20"/>
+          <w:lang w:val="uk-UA"/>
+        </w:rPr>
+        <w:t>fval</w:t>
+      </w:r>
+      <w:proofErr w:type="spellEnd"/>
+      <w:r>
+        <w:rPr>
+          <w:rFonts w:ascii="Consolas" w:eastAsia="Times New Roman" w:hAnsi="Consolas" w:cs="Times New Roman"/>
+          <w:sz w:val="20"/>
+          <w:szCs w:val="20"/>
+          <w:lang w:val="uk-UA"/>
+        </w:rPr>
+        <w:t>)]);</w:t>
+      </w:r>
+    </w:p>
+    <w:p>
+      <w:pPr>
+        <w:rPr>
+          <w:lang w:val="uk-UA"/>
+        </w:rPr>
+      </w:pPr>
+    </w:p>
+    <w:p>
+      <w:pPr>
+        <w:pStyle w:val="4"/>
+      </w:pPr>
+      <w:bookmarkStart w:id="11" w:name="_6gmh3wgny9fj" w:colFirst="0" w:colLast="0"/>
+      <w:bookmarkEnd w:id="11"/>
+      <w:r>
+        <w:t>Результати виконання та їх аналіз</w:t>
+      </w:r>
+    </w:p>
+    <w:p/>
+    <w:p>
+      <w:pPr>
+        <w:spacing w:line="257" w:lineRule="atLeast"/>
+        <w:rPr>
+          <w:rFonts w:ascii="Consolas" w:eastAsia="Times New Roman" w:hAnsi="Consolas" w:cs="Times New Roman"/>
+          <w:sz w:val="20"/>
+          <w:szCs w:val="20"/>
+          <w:lang w:val="uk-UA"/>
+        </w:rPr>
+      </w:pPr>
+      <w:r>
+        <w:rPr>
+          <w:rFonts w:ascii="Consolas" w:eastAsia="Times New Roman" w:hAnsi="Consolas" w:cs="Times New Roman"/>
+          <w:sz w:val="20"/>
+          <w:szCs w:val="20"/>
+          <w:lang w:val="uk-UA"/>
+        </w:rPr>
+        <w:t xml:space="preserve">Завдання 3: Розв’язок </w:t>
+      </w:r>
+      <w:proofErr w:type="spellStart"/>
+      <w:r>
+        <w:rPr>
+          <w:rFonts w:ascii="Consolas" w:eastAsia="Times New Roman" w:hAnsi="Consolas" w:cs="Times New Roman"/>
+          <w:sz w:val="20"/>
+          <w:szCs w:val="20"/>
+          <w:lang w:val="uk-UA"/>
+        </w:rPr>
+        <w:t>fmincon</w:t>
+      </w:r>
+      <w:proofErr w:type="spellEnd"/>
+      <w:r>
+        <w:rPr>
+          <w:rFonts w:ascii="Consolas" w:eastAsia="Times New Roman" w:hAnsi="Consolas" w:cs="Times New Roman"/>
+          <w:sz w:val="20"/>
+          <w:szCs w:val="20"/>
+          <w:lang w:val="uk-UA"/>
+        </w:rPr>
+        <w:t>:</w:t>
+      </w:r>
+    </w:p>
+    <w:p>
+      <w:pPr>
+        <w:spacing w:line="257" w:lineRule="atLeast"/>
+        <w:rPr>
+          <w:rFonts w:ascii="Consolas" w:eastAsia="Times New Roman" w:hAnsi="Consolas" w:cs="Times New Roman"/>
+          <w:sz w:val="20"/>
+          <w:szCs w:val="20"/>
+          <w:lang w:val="uk-UA"/>
+        </w:rPr>
+      </w:pPr>
+      <w:r>
+        <w:rPr>
+          <w:rFonts w:ascii="Consolas" w:eastAsia="Times New Roman" w:hAnsi="Consolas" w:cs="Times New Roman"/>
+          <w:sz w:val="20"/>
+          <w:szCs w:val="20"/>
+          <w:lang w:val="uk-UA"/>
+        </w:rPr>
+        <w:t xml:space="preserve">   1.0e-05 *</w:t>
+      </w:r>
+    </w:p>
+    <w:p>
+      <w:pPr>
+        <w:spacing w:line="257" w:lineRule="atLeast"/>
+        <w:rPr>
+          <w:rFonts w:ascii="Consolas" w:eastAsia="Times New Roman" w:hAnsi="Consolas" w:cs="Times New Roman"/>
+          <w:sz w:val="20"/>
+          <w:szCs w:val="20"/>
+          <w:lang w:val="uk-UA"/>
+        </w:rPr>
+      </w:pPr>
+    </w:p>
+    <w:p>
+      <w:pPr>
+        <w:spacing w:line="257" w:lineRule="atLeast"/>
+        <w:rPr>
+          <w:rFonts w:ascii="Consolas" w:eastAsia="Times New Roman" w:hAnsi="Consolas" w:cs="Times New Roman"/>
+          <w:sz w:val="20"/>
+          <w:szCs w:val="20"/>
+          <w:lang w:val="uk-UA"/>
+        </w:rPr>
+      </w:pPr>
+      <w:r>
+        <w:rPr>
+          <w:rFonts w:ascii="Consolas" w:eastAsia="Times New Roman" w:hAnsi="Consolas" w:cs="Times New Roman"/>
+          <w:sz w:val="20"/>
+          <w:szCs w:val="20"/>
+          <w:lang w:val="uk-UA"/>
+        </w:rPr>
+        <w:t xml:space="preserve">    0.1974    0.0658</w:t>
+      </w:r>
+    </w:p>
+    <w:p>
+      <w:pPr>
+        <w:spacing w:line="257" w:lineRule="atLeast"/>
+        <w:rPr>
+          <w:rFonts w:ascii="Consolas" w:eastAsia="Times New Roman" w:hAnsi="Consolas" w:cs="Times New Roman"/>
+          <w:sz w:val="20"/>
+          <w:szCs w:val="20"/>
+          <w:lang w:val="uk-UA"/>
+        </w:rPr>
+      </w:pPr>
+    </w:p>
+    <w:p>
+      <w:pPr>
+        <w:spacing w:line="257" w:lineRule="atLeast"/>
+        <w:rPr>
+          <w:rFonts w:ascii="Consolas" w:eastAsia="Times New Roman" w:hAnsi="Consolas" w:cs="Times New Roman"/>
+          <w:sz w:val="20"/>
+          <w:szCs w:val="20"/>
+          <w:lang w:val="ru-RU"/>
+        </w:rPr>
+      </w:pPr>
+      <w:r>
+        <w:rPr>
+          <w:rFonts w:ascii="Consolas" w:eastAsia="Times New Roman" w:hAnsi="Consolas" w:cs="Times New Roman"/>
+          <w:sz w:val="20"/>
+          <w:szCs w:val="20"/>
+          <w:lang w:val="uk-UA"/>
+        </w:rPr>
+        <w:t>Мінімум: 3.9483e-06</w:t>
+      </w:r>
+    </w:p>
+    <w:p>
+      <w:pPr>
+        <w:rPr>
+          <w:lang w:val="uk-UA"/>
+        </w:rPr>
+      </w:pPr>
+    </w:p>
+    <w:p>
+      <w:pPr>
+        <w:spacing w:line="360" w:lineRule="auto"/>
+        <w:rPr>
+          <w:rFonts w:ascii="Times New Roman" w:hAnsi="Times New Roman" w:cs="Times New Roman"/>
+          <w:sz w:val="28"/>
+          <w:szCs w:val="28"/>
+        </w:rPr>
+      </w:pPr>
+    </w:p>
+    <w:p>
+      <w:pPr>
+        <w:pStyle w:val="3"/>
+        <w:rPr>
+          <w:b/>
+          <w:bCs/>
+        </w:rPr>
+      </w:pPr>
+      <w:bookmarkStart w:id="12" w:name="_kez7zw47g1zx" w:colFirst="0" w:colLast="0"/>
+      <w:bookmarkStart w:id="13" w:name="_3w1q9q4vj0ui" w:colFirst="0" w:colLast="0"/>
+      <w:bookmarkStart w:id="14" w:name="_o8dwy1m9nfjk" w:colFirst="0" w:colLast="0"/>
+      <w:bookmarkStart w:id="15" w:name="_pcef3xu79ukv" w:colFirst="0" w:colLast="0"/>
+      <w:bookmarkEnd w:id="12"/>
+      <w:bookmarkEnd w:id="13"/>
+      <w:bookmarkEnd w:id="14"/>
+      <w:bookmarkEnd w:id="15"/>
+      <w:r>
+        <w:rPr>
+          <w:b/>
+          <w:bCs/>
+        </w:rPr>
+        <w:t>Завдання 4.</w:t>
+      </w:r>
+    </w:p>
+    <w:p>
+      <w:pPr>
+        <w:pStyle w:val="4"/>
+      </w:pPr>
+      <w:bookmarkStart w:id="16" w:name="_8c7vbifojsek" w:colFirst="0" w:colLast="0"/>
+      <w:bookmarkEnd w:id="16"/>
+      <w:r>
+        <w:t>Умова завдання</w:t>
+      </w:r>
+      <w:bookmarkStart w:id="17" w:name="_l2nl53bqnr8r" w:colFirst="0" w:colLast="0"/>
+      <w:bookmarkEnd w:id="17"/>
+    </w:p>
+    <w:p>
+      <w:r>
+        <w:rPr>
+          <w:noProof/>
+        </w:rPr>
+        <w:drawing>
+          <wp:inline distT="0" distB="0" distL="0" distR="0" wp14:anchorId="7C1C84D0" wp14:editId="6D2019C5">
+            <wp:extent cx="4581525" cy="2133600"/>
+            <wp:effectExtent l="0" t="0" r="9525" b="0"/>
+            <wp:docPr id="6" name="Рисунок 6"/>
+            <wp:cNvGraphicFramePr>
+              <a:graphicFrameLocks xmlns:a="http://schemas.openxmlformats.org/drawingml/2006/main" noChangeAspect="1"/>
+            </wp:cNvGraphicFramePr>
+            <a:graphic xmlns:a="http://schemas.openxmlformats.org/drawingml/2006/main">
+              <a:graphicData uri="http://schemas.openxmlformats.org/drawingml/2006/picture">
+                <pic:pic xmlns:pic="http://schemas.openxmlformats.org/drawingml/2006/picture">
+                  <pic:nvPicPr>
+                    <pic:cNvPr id="1" name=""/>
+                    <pic:cNvPicPr/>
+                  </pic:nvPicPr>
+                  <pic:blipFill>
+                    <a:blip r:embed="rId8"/>
+                    <a:stretch>
+                      <a:fillRect/>
+                    </a:stretch>
+                  </pic:blipFill>
+                  <pic:spPr>
+                    <a:xfrm>
+                      <a:off x="0" y="0"/>
                       <a:ext cx="4581525" cy="2133600"/>
                     </a:xfrm>
                     <a:prstGeom prst="rect">
@@ -618,7 +2855,97 @@
         <w:t>Програмна реалізація</w:t>
       </w:r>
     </w:p>
-    <w:p/>
+    <w:p>
+      <w:pPr>
+        <w:spacing w:line="257" w:lineRule="atLeast"/>
+        <w:rPr>
+          <w:rFonts w:ascii="Consolas" w:eastAsia="Times New Roman" w:hAnsi="Consolas" w:cs="Times New Roman"/>
+          <w:sz w:val="20"/>
+          <w:szCs w:val="20"/>
+          <w:lang w:val="uk-UA"/>
+        </w:rPr>
+      </w:pPr>
+      <w:r>
+        <w:rPr>
+          <w:rFonts w:ascii="Consolas" w:eastAsia="Times New Roman" w:hAnsi="Consolas" w:cs="Times New Roman"/>
+          <w:sz w:val="20"/>
+          <w:szCs w:val="20"/>
+          <w:lang w:val="uk-UA"/>
+        </w:rPr>
+        <w:t xml:space="preserve">Завдання 4: Розв’язок </w:t>
+      </w:r>
+      <w:proofErr w:type="spellStart"/>
+      <w:r>
+        <w:rPr>
+          <w:rFonts w:ascii="Consolas" w:eastAsia="Times New Roman" w:hAnsi="Consolas" w:cs="Times New Roman"/>
+          <w:sz w:val="20"/>
+          <w:szCs w:val="20"/>
+          <w:lang w:val="uk-UA"/>
+        </w:rPr>
+        <w:t>дробово</w:t>
+      </w:r>
+      <w:proofErr w:type="spellEnd"/>
+      <w:r>
+        <w:rPr>
+          <w:rFonts w:ascii="Consolas" w:eastAsia="Times New Roman" w:hAnsi="Consolas" w:cs="Times New Roman"/>
+          <w:sz w:val="20"/>
+          <w:szCs w:val="20"/>
+          <w:lang w:val="uk-UA"/>
+        </w:rPr>
+        <w:t>-лінійної задачі:</w:t>
+      </w:r>
+    </w:p>
+    <w:p>
+      <w:pPr>
+        <w:spacing w:line="257" w:lineRule="atLeast"/>
+        <w:rPr>
+          <w:rFonts w:ascii="Consolas" w:eastAsia="Times New Roman" w:hAnsi="Consolas" w:cs="Times New Roman"/>
+          <w:sz w:val="20"/>
+          <w:szCs w:val="20"/>
+          <w:lang w:val="uk-UA"/>
+        </w:rPr>
+      </w:pPr>
+      <w:r>
+        <w:rPr>
+          <w:rFonts w:ascii="Consolas" w:eastAsia="Times New Roman" w:hAnsi="Consolas" w:cs="Times New Roman"/>
+          <w:sz w:val="20"/>
+          <w:szCs w:val="20"/>
+          <w:lang w:val="uk-UA"/>
+        </w:rPr>
+        <w:t xml:space="preserve">    5.0000    0.0000    1.0000</w:t>
+      </w:r>
+    </w:p>
+    <w:p>
+      <w:pPr>
+        <w:spacing w:line="257" w:lineRule="atLeast"/>
+        <w:rPr>
+          <w:rFonts w:ascii="Consolas" w:eastAsia="Times New Roman" w:hAnsi="Consolas" w:cs="Times New Roman"/>
+          <w:sz w:val="20"/>
+          <w:szCs w:val="20"/>
+          <w:lang w:val="uk-UA"/>
+        </w:rPr>
+      </w:pPr>
+    </w:p>
+    <w:p>
+      <w:pPr>
+        <w:spacing w:line="257" w:lineRule="atLeast"/>
+        <w:rPr>
+          <w:rFonts w:ascii="Consolas" w:eastAsia="Times New Roman" w:hAnsi="Consolas" w:cs="Times New Roman"/>
+          <w:sz w:val="20"/>
+          <w:szCs w:val="20"/>
+          <w:lang w:val="uk-UA"/>
+        </w:rPr>
+      </w:pPr>
+      <w:r>
+        <w:rPr>
+          <w:rFonts w:ascii="Consolas" w:eastAsia="Times New Roman" w:hAnsi="Consolas" w:cs="Times New Roman"/>
+          <w:sz w:val="20"/>
+          <w:szCs w:val="20"/>
+          <w:lang w:val="uk-UA"/>
+        </w:rPr>
+        <w:t>Максимум: 0.5</w:t>
+      </w:r>
+    </w:p>
     <w:p>
       <w:pPr>
         <w:pStyle w:val="4"/>
@@ -655,10 +2982,563 @@
     </w:p>
     <w:p>
       <w:pPr>
+        <w:spacing w:line="240" w:lineRule="auto"/>
+        <w:rPr>
+          <w:rFonts w:ascii="Consolas" w:eastAsia="Times New Roman" w:hAnsi="Consolas" w:cs="Times New Roman"/>
+          <w:sz w:val="20"/>
+          <w:szCs w:val="20"/>
+          <w:lang w:val="uk-UA"/>
+        </w:rPr>
+      </w:pPr>
+      <w:proofErr w:type="spellStart"/>
+      <w:r>
+        <w:rPr>
+          <w:rFonts w:ascii="Consolas" w:eastAsia="Times New Roman" w:hAnsi="Consolas" w:cs="Times New Roman"/>
+          <w:sz w:val="20"/>
+          <w:szCs w:val="20"/>
+          <w:lang w:val="uk-UA"/>
+        </w:rPr>
+        <w:t>fun_frac</w:t>
+      </w:r>
+      <w:proofErr w:type="spellEnd"/>
+      <w:r>
+        <w:rPr>
+          <w:rFonts w:ascii="Consolas" w:eastAsia="Times New Roman" w:hAnsi="Consolas" w:cs="Times New Roman"/>
+          <w:sz w:val="20"/>
+          <w:szCs w:val="20"/>
+          <w:lang w:val="uk-UA"/>
+        </w:rPr>
+        <w:t xml:space="preserve"> = @(x) - (x(1) - x(2) + x(3)) / (2*x(1) + x(3) + 1); </w:t>
+      </w:r>
+      <w:r>
+        <w:rPr>
+          <w:rFonts w:ascii="Consolas" w:eastAsia="Times New Roman" w:hAnsi="Consolas" w:cs="Times New Roman"/>
+          <w:color w:val="008013"/>
+          <w:sz w:val="20"/>
+          <w:szCs w:val="20"/>
+          <w:lang w:val="uk-UA"/>
+        </w:rPr>
+        <w:t>% мінімізуємо -f</w:t>
+      </w:r>
+    </w:p>
+    <w:p>
+      <w:pPr>
+        <w:spacing w:line="240" w:lineRule="auto"/>
+        <w:rPr>
+          <w:rFonts w:ascii="Consolas" w:eastAsia="Times New Roman" w:hAnsi="Consolas" w:cs="Times New Roman"/>
+          <w:sz w:val="20"/>
+          <w:szCs w:val="20"/>
+          <w:lang w:val="uk-UA"/>
+        </w:rPr>
+      </w:pPr>
+    </w:p>
+    <w:p>
+      <w:pPr>
+        <w:spacing w:line="240" w:lineRule="auto"/>
+        <w:rPr>
+          <w:rFonts w:ascii="Consolas" w:eastAsia="Times New Roman" w:hAnsi="Consolas" w:cs="Times New Roman"/>
+          <w:sz w:val="20"/>
+          <w:szCs w:val="20"/>
+          <w:lang w:val="uk-UA"/>
+        </w:rPr>
+      </w:pPr>
+      <w:proofErr w:type="spellStart"/>
+      <w:r>
+        <w:rPr>
+          <w:rFonts w:ascii="Consolas" w:eastAsia="Times New Roman" w:hAnsi="Consolas" w:cs="Times New Roman"/>
+          <w:sz w:val="20"/>
+          <w:szCs w:val="20"/>
+          <w:lang w:val="uk-UA"/>
+        </w:rPr>
+        <w:lastRenderedPageBreak/>
+        <w:t>Aeq</w:t>
+      </w:r>
+      <w:proofErr w:type="spellEnd"/>
+      <w:r>
+        <w:rPr>
+          <w:rFonts w:ascii="Consolas" w:eastAsia="Times New Roman" w:hAnsi="Consolas" w:cs="Times New Roman"/>
+          <w:sz w:val="20"/>
+          <w:szCs w:val="20"/>
+          <w:lang w:val="uk-UA"/>
+        </w:rPr>
+        <w:t xml:space="preserve"> = [1 2 3; 1 -2 -1];</w:t>
+      </w:r>
+    </w:p>
+    <w:p>
+      <w:pPr>
+        <w:spacing w:line="240" w:lineRule="auto"/>
+        <w:rPr>
+          <w:rFonts w:ascii="Consolas" w:eastAsia="Times New Roman" w:hAnsi="Consolas" w:cs="Times New Roman"/>
+          <w:sz w:val="20"/>
+          <w:szCs w:val="20"/>
+          <w:lang w:val="uk-UA"/>
+        </w:rPr>
+      </w:pPr>
+      <w:proofErr w:type="spellStart"/>
+      <w:r>
+        <w:rPr>
+          <w:rFonts w:ascii="Consolas" w:eastAsia="Times New Roman" w:hAnsi="Consolas" w:cs="Times New Roman"/>
+          <w:sz w:val="20"/>
+          <w:szCs w:val="20"/>
+          <w:lang w:val="uk-UA"/>
+        </w:rPr>
+        <w:t>beq</w:t>
+      </w:r>
+      <w:proofErr w:type="spellEnd"/>
+      <w:r>
+        <w:rPr>
+          <w:rFonts w:ascii="Consolas" w:eastAsia="Times New Roman" w:hAnsi="Consolas" w:cs="Times New Roman"/>
+          <w:sz w:val="20"/>
+          <w:szCs w:val="20"/>
+          <w:lang w:val="uk-UA"/>
+        </w:rPr>
+        <w:t xml:space="preserve"> = [8; 4];</w:t>
+      </w:r>
+    </w:p>
+    <w:p>
+      <w:pPr>
+        <w:spacing w:line="240" w:lineRule="auto"/>
+        <w:rPr>
+          <w:rFonts w:ascii="Consolas" w:eastAsia="Times New Roman" w:hAnsi="Consolas" w:cs="Times New Roman"/>
+          <w:sz w:val="20"/>
+          <w:szCs w:val="20"/>
+          <w:lang w:val="uk-UA"/>
+        </w:rPr>
+      </w:pPr>
+      <w:proofErr w:type="spellStart"/>
+      <w:r>
+        <w:rPr>
+          <w:rFonts w:ascii="Consolas" w:eastAsia="Times New Roman" w:hAnsi="Consolas" w:cs="Times New Roman"/>
+          <w:sz w:val="20"/>
+          <w:szCs w:val="20"/>
+          <w:lang w:val="uk-UA"/>
+        </w:rPr>
+        <w:t>lb</w:t>
+      </w:r>
+      <w:proofErr w:type="spellEnd"/>
+      <w:r>
+        <w:rPr>
+          <w:rFonts w:ascii="Consolas" w:eastAsia="Times New Roman" w:hAnsi="Consolas" w:cs="Times New Roman"/>
+          <w:sz w:val="20"/>
+          <w:szCs w:val="20"/>
+          <w:lang w:val="uk-UA"/>
+        </w:rPr>
+        <w:t xml:space="preserve"> = [0 0 0];</w:t>
+      </w:r>
+    </w:p>
+    <w:p>
+      <w:pPr>
+        <w:spacing w:line="240" w:lineRule="auto"/>
+        <w:rPr>
+          <w:rFonts w:ascii="Consolas" w:eastAsia="Times New Roman" w:hAnsi="Consolas" w:cs="Times New Roman"/>
+          <w:sz w:val="20"/>
+          <w:szCs w:val="20"/>
+          <w:lang w:val="uk-UA"/>
+        </w:rPr>
+      </w:pPr>
+    </w:p>
+    <w:p>
+      <w:pPr>
+        <w:spacing w:line="240" w:lineRule="auto"/>
+        <w:rPr>
+          <w:rFonts w:ascii="Consolas" w:eastAsia="Times New Roman" w:hAnsi="Consolas" w:cs="Times New Roman"/>
+          <w:sz w:val="20"/>
+          <w:szCs w:val="20"/>
+          <w:lang w:val="uk-UA"/>
+        </w:rPr>
+      </w:pPr>
+      <w:r>
+        <w:rPr>
+          <w:rFonts w:ascii="Consolas" w:eastAsia="Times New Roman" w:hAnsi="Consolas" w:cs="Times New Roman"/>
+          <w:sz w:val="20"/>
+          <w:szCs w:val="20"/>
+          <w:lang w:val="uk-UA"/>
+        </w:rPr>
+        <w:t>x0 = [1 1 1];</w:t>
+      </w:r>
+    </w:p>
+    <w:p>
+      <w:pPr>
+        <w:spacing w:line="240" w:lineRule="auto"/>
+        <w:rPr>
+          <w:rFonts w:ascii="Consolas" w:eastAsia="Times New Roman" w:hAnsi="Consolas" w:cs="Times New Roman"/>
+          <w:sz w:val="20"/>
+          <w:szCs w:val="20"/>
+          <w:lang w:val="uk-UA"/>
+        </w:rPr>
+      </w:pPr>
+    </w:p>
+    <w:p>
+      <w:pPr>
+        <w:spacing w:line="240" w:lineRule="auto"/>
+        <w:rPr>
+          <w:rFonts w:ascii="Consolas" w:eastAsia="Times New Roman" w:hAnsi="Consolas" w:cs="Times New Roman"/>
+          <w:sz w:val="20"/>
+          <w:szCs w:val="20"/>
+          <w:lang w:val="uk-UA"/>
+        </w:rPr>
+      </w:pPr>
+      <w:r>
+        <w:rPr>
+          <w:rFonts w:ascii="Consolas" w:eastAsia="Times New Roman" w:hAnsi="Consolas" w:cs="Times New Roman"/>
+          <w:sz w:val="20"/>
+          <w:szCs w:val="20"/>
+          <w:lang w:val="uk-UA"/>
+        </w:rPr>
+        <w:t>[</w:t>
+      </w:r>
+      <w:proofErr w:type="spellStart"/>
+      <w:r>
+        <w:rPr>
+          <w:rFonts w:ascii="Consolas" w:eastAsia="Times New Roman" w:hAnsi="Consolas" w:cs="Times New Roman"/>
+          <w:sz w:val="20"/>
+          <w:szCs w:val="20"/>
+          <w:lang w:val="uk-UA"/>
+        </w:rPr>
+        <w:t>x_frac</w:t>
+      </w:r>
+      <w:proofErr w:type="spellEnd"/>
+      <w:r>
+        <w:rPr>
+          <w:rFonts w:ascii="Consolas" w:eastAsia="Times New Roman" w:hAnsi="Consolas" w:cs="Times New Roman"/>
+          <w:sz w:val="20"/>
+          <w:szCs w:val="20"/>
+          <w:lang w:val="uk-UA"/>
+        </w:rPr>
+        <w:t xml:space="preserve">, </w:t>
+      </w:r>
+      <w:proofErr w:type="spellStart"/>
+      <w:r>
+        <w:rPr>
+          <w:rFonts w:ascii="Consolas" w:eastAsia="Times New Roman" w:hAnsi="Consolas" w:cs="Times New Roman"/>
+          <w:sz w:val="20"/>
+          <w:szCs w:val="20"/>
+          <w:lang w:val="uk-UA"/>
+        </w:rPr>
+        <w:t>fval_frac</w:t>
+      </w:r>
+      <w:proofErr w:type="spellEnd"/>
+      <w:r>
+        <w:rPr>
+          <w:rFonts w:ascii="Consolas" w:eastAsia="Times New Roman" w:hAnsi="Consolas" w:cs="Times New Roman"/>
+          <w:sz w:val="20"/>
+          <w:szCs w:val="20"/>
+          <w:lang w:val="uk-UA"/>
+        </w:rPr>
+        <w:t xml:space="preserve">] = </w:t>
+      </w:r>
+      <w:proofErr w:type="spellStart"/>
+      <w:r>
+        <w:rPr>
+          <w:rFonts w:ascii="Consolas" w:eastAsia="Times New Roman" w:hAnsi="Consolas" w:cs="Times New Roman"/>
+          <w:sz w:val="20"/>
+          <w:szCs w:val="20"/>
+          <w:lang w:val="uk-UA"/>
+        </w:rPr>
+        <w:t>fmincon</w:t>
+      </w:r>
+      <w:proofErr w:type="spellEnd"/>
+      <w:r>
+        <w:rPr>
+          <w:rFonts w:ascii="Consolas" w:eastAsia="Times New Roman" w:hAnsi="Consolas" w:cs="Times New Roman"/>
+          <w:sz w:val="20"/>
+          <w:szCs w:val="20"/>
+          <w:lang w:val="uk-UA"/>
+        </w:rPr>
+        <w:t>(</w:t>
+      </w:r>
+      <w:proofErr w:type="spellStart"/>
+      <w:r>
+        <w:rPr>
+          <w:rFonts w:ascii="Consolas" w:eastAsia="Times New Roman" w:hAnsi="Consolas" w:cs="Times New Roman"/>
+          <w:sz w:val="20"/>
+          <w:szCs w:val="20"/>
+          <w:lang w:val="uk-UA"/>
+        </w:rPr>
+        <w:t>fun_frac</w:t>
+      </w:r>
+      <w:proofErr w:type="spellEnd"/>
+      <w:r>
+        <w:rPr>
+          <w:rFonts w:ascii="Consolas" w:eastAsia="Times New Roman" w:hAnsi="Consolas" w:cs="Times New Roman"/>
+          <w:sz w:val="20"/>
+          <w:szCs w:val="20"/>
+          <w:lang w:val="uk-UA"/>
+        </w:rPr>
+        <w:t xml:space="preserve">, x0, [], [], </w:t>
+      </w:r>
+      <w:proofErr w:type="spellStart"/>
+      <w:r>
+        <w:rPr>
+          <w:rFonts w:ascii="Consolas" w:eastAsia="Times New Roman" w:hAnsi="Consolas" w:cs="Times New Roman"/>
+          <w:sz w:val="20"/>
+          <w:szCs w:val="20"/>
+          <w:lang w:val="uk-UA"/>
+        </w:rPr>
+        <w:t>Aeq</w:t>
+      </w:r>
+      <w:proofErr w:type="spellEnd"/>
+      <w:r>
+        <w:rPr>
+          <w:rFonts w:ascii="Consolas" w:eastAsia="Times New Roman" w:hAnsi="Consolas" w:cs="Times New Roman"/>
+          <w:sz w:val="20"/>
+          <w:szCs w:val="20"/>
+          <w:lang w:val="uk-UA"/>
+        </w:rPr>
+        <w:t xml:space="preserve">, </w:t>
+      </w:r>
+      <w:proofErr w:type="spellStart"/>
+      <w:r>
+        <w:rPr>
+          <w:rFonts w:ascii="Consolas" w:eastAsia="Times New Roman" w:hAnsi="Consolas" w:cs="Times New Roman"/>
+          <w:sz w:val="20"/>
+          <w:szCs w:val="20"/>
+          <w:lang w:val="uk-UA"/>
+        </w:rPr>
+        <w:t>beq</w:t>
+      </w:r>
+      <w:proofErr w:type="spellEnd"/>
+      <w:r>
+        <w:rPr>
+          <w:rFonts w:ascii="Consolas" w:eastAsia="Times New Roman" w:hAnsi="Consolas" w:cs="Times New Roman"/>
+          <w:sz w:val="20"/>
+          <w:szCs w:val="20"/>
+          <w:lang w:val="uk-UA"/>
+        </w:rPr>
+        <w:t xml:space="preserve">, </w:t>
+      </w:r>
+      <w:proofErr w:type="spellStart"/>
+      <w:r>
+        <w:rPr>
+          <w:rFonts w:ascii="Consolas" w:eastAsia="Times New Roman" w:hAnsi="Consolas" w:cs="Times New Roman"/>
+          <w:sz w:val="20"/>
+          <w:szCs w:val="20"/>
+          <w:lang w:val="uk-UA"/>
+        </w:rPr>
+        <w:t>lb</w:t>
+      </w:r>
+      <w:proofErr w:type="spellEnd"/>
+      <w:r>
+        <w:rPr>
+          <w:rFonts w:ascii="Consolas" w:eastAsia="Times New Roman" w:hAnsi="Consolas" w:cs="Times New Roman"/>
+          <w:sz w:val="20"/>
+          <w:szCs w:val="20"/>
+          <w:lang w:val="uk-UA"/>
+        </w:rPr>
+        <w:t>, []);</w:t>
+      </w:r>
+    </w:p>
+    <w:p>
+      <w:pPr>
+        <w:spacing w:line="240" w:lineRule="auto"/>
+        <w:rPr>
+          <w:rFonts w:ascii="Consolas" w:eastAsia="Times New Roman" w:hAnsi="Consolas" w:cs="Times New Roman"/>
+          <w:sz w:val="20"/>
+          <w:szCs w:val="20"/>
+          <w:lang w:val="uk-UA"/>
+        </w:rPr>
+      </w:pPr>
+      <w:proofErr w:type="spellStart"/>
+      <w:r>
+        <w:rPr>
+          <w:rFonts w:ascii="Consolas" w:eastAsia="Times New Roman" w:hAnsi="Consolas" w:cs="Times New Roman"/>
+          <w:sz w:val="20"/>
+          <w:szCs w:val="20"/>
+          <w:lang w:val="uk-UA"/>
+        </w:rPr>
+        <w:t>disp</w:t>
+      </w:r>
+      <w:proofErr w:type="spellEnd"/>
+      <w:r>
+        <w:rPr>
+          <w:rFonts w:ascii="Consolas" w:eastAsia="Times New Roman" w:hAnsi="Consolas" w:cs="Times New Roman"/>
+          <w:sz w:val="20"/>
+          <w:szCs w:val="20"/>
+          <w:lang w:val="uk-UA"/>
+        </w:rPr>
+        <w:t>(</w:t>
+      </w:r>
+      <w:r>
+        <w:rPr>
+          <w:rFonts w:ascii="Consolas" w:eastAsia="Times New Roman" w:hAnsi="Consolas" w:cs="Times New Roman"/>
+          <w:color w:val="A709F5"/>
+          <w:sz w:val="20"/>
+          <w:szCs w:val="20"/>
+          <w:lang w:val="uk-UA"/>
+        </w:rPr>
+        <w:t xml:space="preserve">'Завдання 4: Розв’язок </w:t>
+      </w:r>
+      <w:proofErr w:type="spellStart"/>
+      <w:r>
+        <w:rPr>
+          <w:rFonts w:ascii="Consolas" w:eastAsia="Times New Roman" w:hAnsi="Consolas" w:cs="Times New Roman"/>
+          <w:color w:val="A709F5"/>
+          <w:sz w:val="20"/>
+          <w:szCs w:val="20"/>
+          <w:lang w:val="uk-UA"/>
+        </w:rPr>
+        <w:t>дробово</w:t>
+      </w:r>
+      <w:proofErr w:type="spellEnd"/>
+      <w:r>
+        <w:rPr>
+          <w:rFonts w:ascii="Consolas" w:eastAsia="Times New Roman" w:hAnsi="Consolas" w:cs="Times New Roman"/>
+          <w:color w:val="A709F5"/>
+          <w:sz w:val="20"/>
+          <w:szCs w:val="20"/>
+          <w:lang w:val="uk-UA"/>
+        </w:rPr>
+        <w:t>-лінійної задачі:'</w:t>
+      </w:r>
+      <w:r>
+        <w:rPr>
+          <w:rFonts w:ascii="Consolas" w:eastAsia="Times New Roman" w:hAnsi="Consolas" w:cs="Times New Roman"/>
+          <w:sz w:val="20"/>
+          <w:szCs w:val="20"/>
+          <w:lang w:val="uk-UA"/>
+        </w:rPr>
+        <w:t>);</w:t>
+      </w:r>
+    </w:p>
+    <w:p>
+      <w:pPr>
+        <w:spacing w:line="240" w:lineRule="auto"/>
+        <w:rPr>
+          <w:rFonts w:ascii="Consolas" w:eastAsia="Times New Roman" w:hAnsi="Consolas" w:cs="Times New Roman"/>
+          <w:sz w:val="20"/>
+          <w:szCs w:val="20"/>
+          <w:lang w:val="uk-UA"/>
+        </w:rPr>
+      </w:pPr>
+      <w:proofErr w:type="spellStart"/>
+      <w:r>
+        <w:rPr>
+          <w:rFonts w:ascii="Consolas" w:eastAsia="Times New Roman" w:hAnsi="Consolas" w:cs="Times New Roman"/>
+          <w:sz w:val="20"/>
+          <w:szCs w:val="20"/>
+          <w:lang w:val="uk-UA"/>
+        </w:rPr>
+        <w:t>disp</w:t>
+      </w:r>
+      <w:proofErr w:type="spellEnd"/>
+      <w:r>
+        <w:rPr>
+          <w:rFonts w:ascii="Consolas" w:eastAsia="Times New Roman" w:hAnsi="Consolas" w:cs="Times New Roman"/>
+          <w:sz w:val="20"/>
+          <w:szCs w:val="20"/>
+          <w:lang w:val="uk-UA"/>
+        </w:rPr>
+        <w:t>(</w:t>
+      </w:r>
+      <w:proofErr w:type="spellStart"/>
+      <w:r>
+        <w:rPr>
+          <w:rFonts w:ascii="Consolas" w:eastAsia="Times New Roman" w:hAnsi="Consolas" w:cs="Times New Roman"/>
+          <w:sz w:val="20"/>
+          <w:szCs w:val="20"/>
+          <w:lang w:val="uk-UA"/>
+        </w:rPr>
+        <w:t>x_frac</w:t>
+      </w:r>
+      <w:proofErr w:type="spellEnd"/>
+      <w:r>
+        <w:rPr>
+          <w:rFonts w:ascii="Consolas" w:eastAsia="Times New Roman" w:hAnsi="Consolas" w:cs="Times New Roman"/>
+          <w:sz w:val="20"/>
+          <w:szCs w:val="20"/>
+          <w:lang w:val="uk-UA"/>
+        </w:rPr>
+        <w:t>);</w:t>
+      </w:r>
+    </w:p>
+    <w:p>
+      <w:pPr>
+        <w:spacing w:line="240" w:lineRule="auto"/>
+        <w:rPr>
+          <w:rFonts w:ascii="Consolas" w:eastAsia="Times New Roman" w:hAnsi="Consolas" w:cs="Times New Roman"/>
+          <w:sz w:val="20"/>
+          <w:szCs w:val="20"/>
+          <w:lang w:val="uk-UA"/>
+        </w:rPr>
+      </w:pPr>
+      <w:proofErr w:type="spellStart"/>
+      <w:r>
+        <w:rPr>
+          <w:rFonts w:ascii="Consolas" w:eastAsia="Times New Roman" w:hAnsi="Consolas" w:cs="Times New Roman"/>
+          <w:sz w:val="20"/>
+          <w:szCs w:val="20"/>
+          <w:lang w:val="uk-UA"/>
+        </w:rPr>
+        <w:t>disp</w:t>
+      </w:r>
+      <w:proofErr w:type="spellEnd"/>
+      <w:r>
+        <w:rPr>
+          <w:rFonts w:ascii="Consolas" w:eastAsia="Times New Roman" w:hAnsi="Consolas" w:cs="Times New Roman"/>
+          <w:sz w:val="20"/>
+          <w:szCs w:val="20"/>
+          <w:lang w:val="uk-UA"/>
+        </w:rPr>
+        <w:t>([</w:t>
+      </w:r>
+      <w:r>
+        <w:rPr>
+          <w:rFonts w:ascii="Consolas" w:eastAsia="Times New Roman" w:hAnsi="Consolas" w:cs="Times New Roman"/>
+          <w:color w:val="A709F5"/>
+          <w:sz w:val="20"/>
+          <w:szCs w:val="20"/>
+          <w:lang w:val="uk-UA"/>
+        </w:rPr>
+        <w:t>'Максимум: '</w:t>
+      </w:r>
+      <w:r>
+        <w:rPr>
+          <w:rFonts w:ascii="Consolas" w:eastAsia="Times New Roman" w:hAnsi="Consolas" w:cs="Times New Roman"/>
+          <w:sz w:val="20"/>
+          <w:szCs w:val="20"/>
+          <w:lang w:val="uk-UA"/>
+        </w:rPr>
+        <w:t>, num2str(-</w:t>
+      </w:r>
+      <w:proofErr w:type="spellStart"/>
+      <w:r>
+        <w:rPr>
+          <w:rFonts w:ascii="Consolas" w:eastAsia="Times New Roman" w:hAnsi="Consolas" w:cs="Times New Roman"/>
+          <w:sz w:val="20"/>
+          <w:szCs w:val="20"/>
+          <w:lang w:val="uk-UA"/>
+        </w:rPr>
+        <w:t>fval_frac</w:t>
+      </w:r>
+      <w:proofErr w:type="spellEnd"/>
+      <w:r>
+        <w:rPr>
+          <w:rFonts w:ascii="Consolas" w:eastAsia="Times New Roman" w:hAnsi="Consolas" w:cs="Times New Roman"/>
+          <w:sz w:val="20"/>
+          <w:szCs w:val="20"/>
+          <w:lang w:val="uk-UA"/>
+        </w:rPr>
+        <w:t>)]);</w:t>
+      </w:r>
+    </w:p>
+    <w:p>
+      <w:pPr>
+        <w:spacing w:line="240" w:lineRule="auto"/>
+        <w:rPr>
+          <w:rFonts w:ascii="Consolas" w:eastAsia="Times New Roman" w:hAnsi="Consolas" w:cs="Times New Roman"/>
+          <w:sz w:val="20"/>
+          <w:szCs w:val="20"/>
+          <w:lang w:val="uk-UA"/>
+        </w:rPr>
+      </w:pPr>
+    </w:p>
+    <w:p>
+      <w:pPr>
         <w:pStyle w:val="3"/>
         <w:rPr>
           <w:b/>
           <w:bCs/>
+          <w:lang w:val="uk-UA"/>
         </w:rPr>
       </w:pPr>
     </w:p>
